--- a/14-发布运维与用户手册/软件用户手册(SUM).docx
+++ b/14-发布运维与用户手册/软件用户手册(SUM).docx
@@ -13,10 +13,10 @@
         <w:t xml:space="preserve">软件用户手册(SUM)</w:t>
       </w:r>
       <w:r>
-        <w:t xml:space="preserve"> V1.0</w:t>
+        <w:t xml:space="preserve"> V1.1</w:t>
       </w:r>
     </w:p>
-    <w:bookmarkStart w:id="16" w:name="软件用户手册sum---校务问答机器人"/>
+    <w:bookmarkStart w:id="24" w:name="软件用户手册sum---校务问答机器人"/>
     <w:p>
       <w:pPr>
         <w:pStyle w:val="Heading1"/>
@@ -132,7 +132,7 @@
               <w:pStyle w:val="Compact"/>
             </w:pPr>
             <w:r>
-              <w:t xml:space="preserve">SRA2026-SUM-V1.0</w:t>
+              <w:t xml:space="preserve">SRA2026-SUM-V1.1</w:t>
             </w:r>
           </w:p>
         </w:tc>
@@ -219,7 +219,7 @@
               <w:pStyle w:val="Compact"/>
             </w:pPr>
             <w:r>
-              <w:t xml:space="preserve">V1.0</w:t>
+              <w:t xml:space="preserve">V1.1</w:t>
             </w:r>
           </w:p>
         </w:tc>
@@ -246,7 +246,7 @@
               <w:pStyle w:val="Compact"/>
             </w:pPr>
             <w:r>
-              <w:t xml:space="preserve">2026-05-24</w:t>
+              <w:t xml:space="preserve">2026-05-26</w:t>
             </w:r>
           </w:p>
         </w:tc>
@@ -276,7 +276,7 @@
               <w:rPr>
                 <w:rFonts w:hint="eastAsia"/>
               </w:rPr>
-              <w:t xml:space="preserve">原型说明</w:t>
+              <w:t xml:space="preserve">角色补充</w:t>
             </w:r>
           </w:p>
         </w:tc>
@@ -303,7 +303,7 @@
               <w:pStyle w:val="Compact"/>
             </w:pPr>
             <w:r>
-              <w:t xml:space="preserve">SRA2026-REQ-PROTOTYPE-V1.0</w:t>
+              <w:t xml:space="preserve">SRA2026-REQ-PROTOTYPE-V1.1</w:t>
             </w:r>
           </w:p>
         </w:tc>
@@ -467,7 +467,7 @@
         <w:rPr>
           <w:rFonts w:hint="eastAsia"/>
         </w:rPr>
-        <w:t xml:space="preserve">形成课程原型说明，明确本地演示范围和基础交付物。</w:t>
+        <w:t xml:space="preserve">在原型说明基础上补充学生、教师、辅导员、管理员等角色边界。</w:t>
       </w:r>
     </w:p>
     <w:bookmarkEnd w:id="9"/>
@@ -652,6 +652,58 @@
           </w:p>
         </w:tc>
       </w:tr>
+      <w:tr>
+        <w:tc>
+          <w:tcPr/>
+          <w:p>
+            <w:pPr>
+              <w:pStyle w:val="Compact"/>
+            </w:pPr>
+            <w:r>
+              <w:t xml:space="preserve">V1.1</w:t>
+            </w:r>
+          </w:p>
+        </w:tc>
+        <w:tc>
+          <w:tcPr/>
+          <w:p>
+            <w:pPr>
+              <w:pStyle w:val="Compact"/>
+            </w:pPr>
+            <w:r>
+              <w:t xml:space="preserve">2026-05-26</w:t>
+            </w:r>
+          </w:p>
+        </w:tc>
+        <w:tc>
+          <w:tcPr/>
+          <w:p>
+            <w:pPr>
+              <w:pStyle w:val="Compact"/>
+            </w:pPr>
+            <w:r>
+              <w:rPr>
+                <w:rFonts w:hint="eastAsia"/>
+              </w:rPr>
+              <w:t xml:space="preserve">角色补充</w:t>
+            </w:r>
+          </w:p>
+        </w:tc>
+        <w:tc>
+          <w:tcPr/>
+          <w:p>
+            <w:pPr>
+              <w:pStyle w:val="Compact"/>
+            </w:pPr>
+            <w:r>
+              <w:rPr>
+                <w:rFonts w:hint="eastAsia"/>
+              </w:rPr>
+              <w:t xml:space="preserve">在原型说明基础上补充学生、教师、辅导员、管理员等角色边界。</w:t>
+            </w:r>
+          </w:p>
+        </w:tc>
+      </w:tr>
     </w:tbl>
     <w:bookmarkEnd w:id="11"/>
     <w:bookmarkStart w:id="12" w:name="Xa8cf0ae5e27a5b5c02f37a0fe29933109bbec05"/>
@@ -1285,7 +1337,646 @@
       </w:tr>
     </w:tbl>
     <w:bookmarkEnd w:id="15"/>
+    <w:bookmarkStart w:id="16" w:name="用户角色与访问边界"/>
+    <w:p>
+      <w:pPr>
+        <w:pStyle w:val="Heading2"/>
+      </w:pPr>
+      <w:r>
+        <w:rPr>
+          <w:rFonts w:hint="eastAsia"/>
+        </w:rPr>
+        <w:t xml:space="preserve">用户角色与访问边界</w:t>
+      </w:r>
+    </w:p>
+    <w:tbl>
+      <w:tblPr>
+        <w:tblStyle w:val="Table"/>
+        <w:tblW w:type="auto" w:w="0"/>
+        <w:tblLook w:firstRow="1" w:lastRow="0" w:firstColumn="0" w:lastColumn="0" w:noHBand="0" w:noVBand="0" w:val="0020"/>
+      </w:tblPr>
+      <w:tblGrid>
+        <w:gridCol w:w="1980"/>
+        <w:gridCol w:w="1980"/>
+        <w:gridCol w:w="1980"/>
+        <w:gridCol w:w="1980"/>
+      </w:tblGrid>
+      <w:tr>
+        <w:trPr>
+          <w:tblHeader w:val="on"/>
+        </w:trPr>
+        <w:tc>
+          <w:tcPr/>
+          <w:p>
+            <w:pPr>
+              <w:pStyle w:val="Compact"/>
+            </w:pPr>
+            <w:r>
+              <w:rPr>
+                <w:rFonts w:hint="eastAsia"/>
+              </w:rPr>
+              <w:t xml:space="preserve">角色</w:t>
+            </w:r>
+          </w:p>
+        </w:tc>
+        <w:tc>
+          <w:tcPr/>
+          <w:p>
+            <w:pPr>
+              <w:pStyle w:val="Compact"/>
+            </w:pPr>
+            <w:r>
+              <w:t xml:space="preserve">V1.3 </w:t>
+            </w:r>
+            <w:r>
+              <w:rPr>
+                <w:rFonts w:hint="eastAsia"/>
+              </w:rPr>
+              <w:t xml:space="preserve">交付状态</w:t>
+            </w:r>
+          </w:p>
+        </w:tc>
+        <w:tc>
+          <w:tcPr/>
+          <w:p>
+            <w:pPr>
+              <w:pStyle w:val="Compact"/>
+            </w:pPr>
+            <w:r>
+              <w:rPr>
+                <w:rFonts w:hint="eastAsia"/>
+              </w:rPr>
+              <w:t xml:space="preserve">可演示能力</w:t>
+            </w:r>
+          </w:p>
+        </w:tc>
+        <w:tc>
+          <w:tcPr/>
+          <w:p>
+            <w:pPr>
+              <w:pStyle w:val="Compact"/>
+            </w:pPr>
+            <w:r>
+              <w:rPr>
+                <w:rFonts w:hint="eastAsia"/>
+              </w:rPr>
+              <w:t xml:space="preserve">限制说明</w:t>
+            </w:r>
+          </w:p>
+        </w:tc>
+      </w:tr>
+      <w:tr>
+        <w:tc>
+          <w:tcPr/>
+          <w:p>
+            <w:pPr>
+              <w:pStyle w:val="Compact"/>
+            </w:pPr>
+            <w:r>
+              <w:rPr>
+                <w:rFonts w:hint="eastAsia"/>
+              </w:rPr>
+              <w:t xml:space="preserve">学生</w:t>
+            </w:r>
+          </w:p>
+        </w:tc>
+        <w:tc>
+          <w:tcPr/>
+          <w:p>
+            <w:pPr>
+              <w:pStyle w:val="Compact"/>
+            </w:pPr>
+            <w:r>
+              <w:rPr>
+                <w:rFonts w:hint="eastAsia"/>
+              </w:rPr>
+              <w:t xml:space="preserve">可演示</w:t>
+            </w:r>
+          </w:p>
+        </w:tc>
+        <w:tc>
+          <w:tcPr/>
+          <w:p>
+            <w:pPr>
+              <w:pStyle w:val="Compact"/>
+            </w:pPr>
+            <w:r>
+              <w:rPr>
+                <w:rFonts w:hint="eastAsia"/>
+              </w:rPr>
+              <w:t xml:space="preserve">登录、课程查询、考试查询、成绩样例查询、办事流程查询、反馈</w:t>
+            </w:r>
+          </w:p>
+        </w:tc>
+        <w:tc>
+          <w:tcPr/>
+          <w:p>
+            <w:pPr>
+              <w:pStyle w:val="Compact"/>
+            </w:pPr>
+            <w:r>
+              <w:rPr>
+                <w:rFonts w:hint="eastAsia"/>
+              </w:rPr>
+              <w:t xml:space="preserve">使用模拟账号和种子数据，不读取真实教务数据</w:t>
+            </w:r>
+          </w:p>
+        </w:tc>
+      </w:tr>
+      <w:tr>
+        <w:tc>
+          <w:tcPr/>
+          <w:p>
+            <w:pPr>
+              <w:pStyle w:val="Compact"/>
+            </w:pPr>
+            <w:r>
+              <w:rPr>
+                <w:rFonts w:hint="eastAsia"/>
+              </w:rPr>
+              <w:t xml:space="preserve">教师</w:t>
+            </w:r>
+          </w:p>
+        </w:tc>
+        <w:tc>
+          <w:tcPr/>
+          <w:p>
+            <w:pPr>
+              <w:pStyle w:val="Compact"/>
+            </w:pPr>
+            <w:r>
+              <w:rPr>
+                <w:rFonts w:hint="eastAsia"/>
+              </w:rPr>
+              <w:t xml:space="preserve">可演示</w:t>
+            </w:r>
+          </w:p>
+        </w:tc>
+        <w:tc>
+          <w:tcPr/>
+          <w:p>
+            <w:pPr>
+              <w:pStyle w:val="Compact"/>
+            </w:pPr>
+            <w:r>
+              <w:rPr>
+                <w:rFonts w:hint="eastAsia"/>
+              </w:rPr>
+              <w:t xml:space="preserve">登录、课程/监考样例查询、知识条目建议、反馈</w:t>
+            </w:r>
+          </w:p>
+        </w:tc>
+        <w:tc>
+          <w:tcPr/>
+          <w:p>
+            <w:pPr>
+              <w:pStyle w:val="Compact"/>
+            </w:pPr>
+            <w:r>
+              <w:rPr>
+                <w:rFonts w:hint="eastAsia"/>
+              </w:rPr>
+              <w:t xml:space="preserve">教师端功能以查询与演示为主，不包含真实排课审批</w:t>
+            </w:r>
+          </w:p>
+        </w:tc>
+      </w:tr>
+      <w:tr>
+        <w:tc>
+          <w:tcPr/>
+          <w:p>
+            <w:pPr>
+              <w:pStyle w:val="Compact"/>
+            </w:pPr>
+            <w:r>
+              <w:rPr>
+                <w:rFonts w:hint="eastAsia"/>
+              </w:rPr>
+              <w:t xml:space="preserve">辅导员</w:t>
+            </w:r>
+          </w:p>
+        </w:tc>
+        <w:tc>
+          <w:tcPr/>
+          <w:p>
+            <w:pPr>
+              <w:pStyle w:val="Compact"/>
+            </w:pPr>
+            <w:r>
+              <w:rPr>
+                <w:rFonts w:hint="eastAsia"/>
+              </w:rPr>
+              <w:t xml:space="preserve">可演示</w:t>
+            </w:r>
+          </w:p>
+        </w:tc>
+        <w:tc>
+          <w:tcPr/>
+          <w:p>
+            <w:pPr>
+              <w:pStyle w:val="Compact"/>
+            </w:pPr>
+            <w:r>
+              <w:rPr>
+                <w:rFonts w:hint="eastAsia"/>
+              </w:rPr>
+              <w:t xml:space="preserve">学生事务政策查询、学业预警样例、未命中问题跟进</w:t>
+            </w:r>
+          </w:p>
+        </w:tc>
+        <w:tc>
+          <w:tcPr/>
+          <w:p>
+            <w:pPr>
+              <w:pStyle w:val="Compact"/>
+            </w:pPr>
+            <w:r>
+              <w:rPr>
+                <w:rFonts w:hint="eastAsia"/>
+              </w:rPr>
+              <w:t xml:space="preserve">学生名单和预警为脱敏样例</w:t>
+            </w:r>
+          </w:p>
+        </w:tc>
+      </w:tr>
+      <w:tr>
+        <w:tc>
+          <w:tcPr/>
+          <w:p>
+            <w:pPr>
+              <w:pStyle w:val="Compact"/>
+            </w:pPr>
+            <w:r>
+              <w:rPr>
+                <w:rFonts w:hint="eastAsia"/>
+              </w:rPr>
+              <w:t xml:space="preserve">管理员</w:t>
+            </w:r>
+          </w:p>
+        </w:tc>
+        <w:tc>
+          <w:tcPr/>
+          <w:p>
+            <w:pPr>
+              <w:pStyle w:val="Compact"/>
+            </w:pPr>
+            <w:r>
+              <w:rPr>
+                <w:rFonts w:hint="eastAsia"/>
+              </w:rPr>
+              <w:t xml:space="preserve">可演示</w:t>
+            </w:r>
+          </w:p>
+        </w:tc>
+        <w:tc>
+          <w:tcPr/>
+          <w:p>
+            <w:pPr>
+              <w:pStyle w:val="Compact"/>
+            </w:pPr>
+            <w:r>
+              <w:rPr>
+                <w:rFonts w:hint="eastAsia"/>
+              </w:rPr>
+              <w:t xml:space="preserve">知识库维护、未匹配问题处理、统计看板、账号种子数据管理</w:t>
+            </w:r>
+          </w:p>
+        </w:tc>
+        <w:tc>
+          <w:tcPr/>
+          <w:p>
+            <w:pPr>
+              <w:pStyle w:val="Compact"/>
+            </w:pPr>
+            <w:r>
+              <w:rPr>
+                <w:rFonts w:hint="eastAsia"/>
+              </w:rPr>
+              <w:t xml:space="preserve">管理后台仅用于课程演示，不作为正式运维后台</w:t>
+            </w:r>
+          </w:p>
+        </w:tc>
+      </w:tr>
+      <w:tr>
+        <w:tc>
+          <w:tcPr/>
+          <w:p>
+            <w:pPr>
+              <w:pStyle w:val="Compact"/>
+            </w:pPr>
+            <w:r>
+              <w:rPr>
+                <w:rFonts w:hint="eastAsia"/>
+              </w:rPr>
+              <w:t xml:space="preserve">家长</w:t>
+            </w:r>
+          </w:p>
+        </w:tc>
+        <w:tc>
+          <w:tcPr/>
+          <w:p>
+            <w:pPr>
+              <w:pStyle w:val="Compact"/>
+            </w:pPr>
+            <w:r>
+              <w:rPr>
+                <w:rFonts w:hint="eastAsia"/>
+              </w:rPr>
+              <w:t xml:space="preserve">延后/受限</w:t>
+            </w:r>
+          </w:p>
+        </w:tc>
+        <w:tc>
+          <w:tcPr/>
+          <w:p>
+            <w:pPr>
+              <w:pStyle w:val="Compact"/>
+            </w:pPr>
+            <w:r>
+              <w:rPr>
+                <w:rFonts w:hint="eastAsia"/>
+              </w:rPr>
+              <w:t xml:space="preserve">可查看公开说明和授权流程样例</w:t>
+            </w:r>
+          </w:p>
+        </w:tc>
+        <w:tc>
+          <w:tcPr/>
+          <w:p>
+            <w:pPr>
+              <w:pStyle w:val="Compact"/>
+            </w:pPr>
+            <w:r>
+              <w:t xml:space="preserve">V1.3 </w:t>
+            </w:r>
+            <w:r>
+              <w:rPr>
+                <w:rFonts w:hint="eastAsia"/>
+              </w:rPr>
+              <w:t xml:space="preserve">不提供真实家长绑定、真实成绩查询或缴费查询</w:t>
+            </w:r>
+          </w:p>
+        </w:tc>
+      </w:tr>
+      <w:tr>
+        <w:tc>
+          <w:tcPr/>
+          <w:p>
+            <w:pPr>
+              <w:pStyle w:val="Compact"/>
+            </w:pPr>
+            <w:r>
+              <w:rPr>
+                <w:rFonts w:hint="eastAsia"/>
+              </w:rPr>
+              <w:t xml:space="preserve">访客</w:t>
+            </w:r>
+          </w:p>
+        </w:tc>
+        <w:tc>
+          <w:tcPr/>
+          <w:p>
+            <w:pPr>
+              <w:pStyle w:val="Compact"/>
+            </w:pPr>
+            <w:r>
+              <w:rPr>
+                <w:rFonts w:hint="eastAsia"/>
+              </w:rPr>
+              <w:t xml:space="preserve">受限</w:t>
+            </w:r>
+          </w:p>
+        </w:tc>
+        <w:tc>
+          <w:tcPr/>
+          <w:p>
+            <w:pPr>
+              <w:pStyle w:val="Compact"/>
+            </w:pPr>
+            <w:r>
+              <w:rPr>
+                <w:rFonts w:hint="eastAsia"/>
+              </w:rPr>
+              <w:t xml:space="preserve">可查询公开校园介绍、公开办事说明和招生类样例知识</w:t>
+            </w:r>
+          </w:p>
+        </w:tc>
+        <w:tc>
+          <w:tcPr/>
+          <w:p>
+            <w:pPr>
+              <w:pStyle w:val="Compact"/>
+            </w:pPr>
+            <w:r>
+              <w:rPr>
+                <w:rFonts w:hint="eastAsia"/>
+              </w:rPr>
+              <w:t xml:space="preserve">不保存个人对话历史，不访问任何个人数据</w:t>
+            </w:r>
+          </w:p>
+        </w:tc>
+      </w:tr>
+    </w:tbl>
+    <w:p>
+      <w:pPr>
+        <w:pStyle w:val="BodyText"/>
+      </w:pPr>
+      <w:r>
+        <w:rPr>
+          <w:rFonts w:hint="eastAsia"/>
+        </w:rPr>
+        <w:t xml:space="preserve">角色权限以课程原型演示为准。用户手册仅把核心演示角色写为可用，把家长和访客写为延后或受限。</w:t>
+      </w:r>
+    </w:p>
     <w:bookmarkEnd w:id="16"/>
+    <w:bookmarkStart w:id="23" w:name="X641f685764109b7e64f0e214cb522adf450eab2"/>
+    <w:p>
+      <w:pPr>
+        <w:pStyle w:val="Heading2"/>
+      </w:pPr>
+      <w:r>
+        <w:t xml:space="preserve">5. V1.1 </w:t>
+      </w:r>
+      <w:r>
+        <w:rPr>
+          <w:rFonts w:hint="eastAsia"/>
+        </w:rPr>
+        <w:t xml:space="preserve">分角色使用指南</w:t>
+      </w:r>
+    </w:p>
+    <w:bookmarkStart w:id="17" w:name="X5e1216e0e562c154e0e0c6fd35c6d34dbc53dff"/>
+    <w:p>
+      <w:pPr>
+        <w:pStyle w:val="Heading3"/>
+      </w:pPr>
+      <w:r>
+        <w:t xml:space="preserve">5.1 </w:t>
+      </w:r>
+      <w:r>
+        <w:rPr>
+          <w:rFonts w:hint="eastAsia"/>
+        </w:rPr>
+        <w:t xml:space="preserve">学生</w:t>
+      </w:r>
+    </w:p>
+    <w:p>
+      <w:pPr>
+        <w:pStyle w:val="FirstParagraph"/>
+      </w:pPr>
+      <w:r>
+        <w:rPr>
+          <w:rFonts w:hint="eastAsia"/>
+        </w:rPr>
+        <w:t xml:space="preserve">学生可以演示课表、考试、成绩样例和办事流程查询。所有个人结果均来自模拟数据，不能作为真实办理依据。</w:t>
+      </w:r>
+    </w:p>
+    <w:bookmarkEnd w:id="17"/>
+    <w:bookmarkStart w:id="18" w:name="Xf7706d9d9803810aa9b31bafd88537a7d094bf4"/>
+    <w:p>
+      <w:pPr>
+        <w:pStyle w:val="Heading3"/>
+      </w:pPr>
+      <w:r>
+        <w:t xml:space="preserve">5.2 </w:t>
+      </w:r>
+      <w:r>
+        <w:rPr>
+          <w:rFonts w:hint="eastAsia"/>
+        </w:rPr>
+        <w:t xml:space="preserve">教师</w:t>
+      </w:r>
+    </w:p>
+    <w:p>
+      <w:pPr>
+        <w:pStyle w:val="FirstParagraph"/>
+      </w:pPr>
+      <w:r>
+        <w:rPr>
+          <w:rFonts w:hint="eastAsia"/>
+        </w:rPr>
+        <w:t xml:space="preserve">教师可以演示授课安排、监考安排和政策查询。教师端不提供真实学生名单下载或真实成绩管理。</w:t>
+      </w:r>
+    </w:p>
+    <w:bookmarkEnd w:id="18"/>
+    <w:bookmarkStart w:id="19" w:name="X0cfc15af2a9a2f7d7cb638e9ef94b50c98a1a0f"/>
+    <w:p>
+      <w:pPr>
+        <w:pStyle w:val="Heading3"/>
+      </w:pPr>
+      <w:r>
+        <w:t xml:space="preserve">5.3 </w:t>
+      </w:r>
+      <w:r>
+        <w:rPr>
+          <w:rFonts w:hint="eastAsia"/>
+        </w:rPr>
+        <w:t xml:space="preserve">辅导员</w:t>
+      </w:r>
+    </w:p>
+    <w:p>
+      <w:pPr>
+        <w:pStyle w:val="FirstParagraph"/>
+      </w:pPr>
+      <w:r>
+        <w:rPr>
+          <w:rFonts w:hint="eastAsia"/>
+        </w:rPr>
+        <w:t xml:space="preserve">辅导员可以演示学生事务政策、学业预警样例和未命中问题跟进。学生信息为脱敏样例。</w:t>
+      </w:r>
+    </w:p>
+    <w:bookmarkEnd w:id="19"/>
+    <w:bookmarkStart w:id="20" w:name="Xa963fe081ab958126ca2414c51f8a6c53d4d156"/>
+    <w:p>
+      <w:pPr>
+        <w:pStyle w:val="Heading3"/>
+      </w:pPr>
+      <w:r>
+        <w:t xml:space="preserve">5.4 </w:t>
+      </w:r>
+      <w:r>
+        <w:rPr>
+          <w:rFonts w:hint="eastAsia"/>
+        </w:rPr>
+        <w:t xml:space="preserve">管理员</w:t>
+      </w:r>
+    </w:p>
+    <w:p>
+      <w:pPr>
+        <w:pStyle w:val="FirstParagraph"/>
+      </w:pPr>
+      <w:r>
+        <w:rPr>
+          <w:rFonts w:hint="eastAsia"/>
+        </w:rPr>
+        <w:t xml:space="preserve">管理员可以进入管理后台维护知识库、查看反馈和处理未命中问题。管理员功能用于课程演示，操作会影响演示数据。</w:t>
+      </w:r>
+    </w:p>
+    <w:bookmarkEnd w:id="20"/>
+    <w:bookmarkStart w:id="21" w:name="X9e737837c64f42015afd5240047029d81ae9743"/>
+    <w:p>
+      <w:pPr>
+        <w:pStyle w:val="Heading3"/>
+      </w:pPr>
+      <w:r>
+        <w:t xml:space="preserve">5.5 </w:t>
+      </w:r>
+      <w:r>
+        <w:rPr>
+          <w:rFonts w:hint="eastAsia"/>
+        </w:rPr>
+        <w:t xml:space="preserve">家长</w:t>
+      </w:r>
+    </w:p>
+    <w:p>
+      <w:pPr>
+        <w:pStyle w:val="FirstParagraph"/>
+      </w:pPr>
+      <w:r>
+        <w:rPr>
+          <w:rFonts w:hint="eastAsia"/>
+        </w:rPr>
+        <w:t xml:space="preserve">家长为延后角色。V1.3</w:t>
+      </w:r>
+      <w:r>
+        <w:t xml:space="preserve"> </w:t>
+      </w:r>
+      <w:r>
+        <w:rPr>
+          <w:rFonts w:hint="eastAsia"/>
+        </w:rPr>
+        <w:t xml:space="preserve">仅说明未来可能的学生授权流程，不提供真实家长绑定、成绩查询、缴费查询或通知推送。</w:t>
+      </w:r>
+    </w:p>
+    <w:bookmarkEnd w:id="21"/>
+    <w:bookmarkStart w:id="22" w:name="Xac3ab78000e152c17523f776cdb20c6545d6fb8"/>
+    <w:p>
+      <w:pPr>
+        <w:pStyle w:val="Heading3"/>
+      </w:pPr>
+      <w:r>
+        <w:t xml:space="preserve">5.6 </w:t>
+      </w:r>
+      <w:r>
+        <w:rPr>
+          <w:rFonts w:hint="eastAsia"/>
+        </w:rPr>
+        <w:t xml:space="preserve">访客</w:t>
+      </w:r>
+    </w:p>
+    <w:p>
+      <w:pPr>
+        <w:pStyle w:val="FirstParagraph"/>
+      </w:pPr>
+      <w:r>
+        <w:rPr>
+          <w:rFonts w:hint="eastAsia"/>
+        </w:rPr>
+        <w:t xml:space="preserve">访客为受限角色。访客只能查看公开校园介绍、公开办事说明和招生类样例知识，不能查询课表、成绩、考试座位等个人数据。</w:t>
+      </w:r>
+    </w:p>
+    <w:bookmarkEnd w:id="22"/>
+    <w:bookmarkEnd w:id="23"/>
+    <w:bookmarkEnd w:id="24"/>
     <w:sectPr>
       <w:footnotePr>
         <w:numRestart w:val="eachSect"/>

--- a/14-发布运维与用户手册/软件用户手册(SUM).docx
+++ b/14-发布运维与用户手册/软件用户手册(SUM).docx
@@ -13,10 +13,10 @@
         <w:t xml:space="preserve">软件用户手册(SUM)</w:t>
       </w:r>
       <w:r>
-        <w:t xml:space="preserve"> V1.1</w:t>
-      </w:r>
-    </w:p>
-    <w:bookmarkStart w:id="24" w:name="软件用户手册sum---校务问答机器人"/>
+        <w:t xml:space="preserve"> V1.2</w:t>
+      </w:r>
+    </w:p>
+    <w:bookmarkStart w:id="30" w:name="软件用户手册sum---校务问答机器人"/>
     <w:p>
       <w:pPr>
         <w:pStyle w:val="Heading1"/>
@@ -132,7 +132,7 @@
               <w:pStyle w:val="Compact"/>
             </w:pPr>
             <w:r>
-              <w:t xml:space="preserve">SRA2026-SUM-V1.1</w:t>
+              <w:t xml:space="preserve">SRA2026-SUM-V1.2</w:t>
             </w:r>
           </w:p>
         </w:tc>
@@ -219,7 +219,7 @@
               <w:pStyle w:val="Compact"/>
             </w:pPr>
             <w:r>
-              <w:t xml:space="preserve">V1.1</w:t>
+              <w:t xml:space="preserve">V1.2</w:t>
             </w:r>
           </w:p>
         </w:tc>
@@ -246,7 +246,7 @@
               <w:pStyle w:val="Compact"/>
             </w:pPr>
             <w:r>
-              <w:t xml:space="preserve">2026-05-26</w:t>
+              <w:t xml:space="preserve">2026-05-28</w:t>
             </w:r>
           </w:p>
         </w:tc>
@@ -276,7 +276,7 @@
               <w:rPr>
                 <w:rFonts w:hint="eastAsia"/>
               </w:rPr>
-              <w:t xml:space="preserve">角色补充</w:t>
+              <w:t xml:space="preserve">运维安全补充</w:t>
             </w:r>
           </w:p>
         </w:tc>
@@ -303,7 +303,7 @@
               <w:pStyle w:val="Compact"/>
             </w:pPr>
             <w:r>
-              <w:t xml:space="preserve">SRA2026-REQ-PROTOTYPE-V1.1</w:t>
+              <w:t xml:space="preserve">SRA2026-REQ-PROTOTYPE-V1.2</w:t>
             </w:r>
           </w:p>
         </w:tc>
@@ -467,7 +467,7 @@
         <w:rPr>
           <w:rFonts w:hint="eastAsia"/>
         </w:rPr>
-        <w:t xml:space="preserve">在原型说明基础上补充学生、教师、辅导员、管理员等角色边界。</w:t>
+        <w:t xml:space="preserve">补充运维、安全、备份、已知问题和受限能力说明。</w:t>
       </w:r>
     </w:p>
     <w:bookmarkEnd w:id="9"/>
@@ -704,6 +704,58 @@
           </w:p>
         </w:tc>
       </w:tr>
+      <w:tr>
+        <w:tc>
+          <w:tcPr/>
+          <w:p>
+            <w:pPr>
+              <w:pStyle w:val="Compact"/>
+            </w:pPr>
+            <w:r>
+              <w:t xml:space="preserve">V1.2</w:t>
+            </w:r>
+          </w:p>
+        </w:tc>
+        <w:tc>
+          <w:tcPr/>
+          <w:p>
+            <w:pPr>
+              <w:pStyle w:val="Compact"/>
+            </w:pPr>
+            <w:r>
+              <w:t xml:space="preserve">2026-05-28</w:t>
+            </w:r>
+          </w:p>
+        </w:tc>
+        <w:tc>
+          <w:tcPr/>
+          <w:p>
+            <w:pPr>
+              <w:pStyle w:val="Compact"/>
+            </w:pPr>
+            <w:r>
+              <w:rPr>
+                <w:rFonts w:hint="eastAsia"/>
+              </w:rPr>
+              <w:t xml:space="preserve">运维安全补充</w:t>
+            </w:r>
+          </w:p>
+        </w:tc>
+        <w:tc>
+          <w:tcPr/>
+          <w:p>
+            <w:pPr>
+              <w:pStyle w:val="Compact"/>
+            </w:pPr>
+            <w:r>
+              <w:rPr>
+                <w:rFonts w:hint="eastAsia"/>
+              </w:rPr>
+              <w:t xml:space="preserve">补充运维、安全、备份、已知问题和受限能力说明。</w:t>
+            </w:r>
+          </w:p>
+        </w:tc>
+      </w:tr>
     </w:tbl>
     <w:bookmarkEnd w:id="11"/>
     <w:bookmarkStart w:id="12" w:name="Xa8cf0ae5e27a5b5c02f37a0fe29933109bbec05"/>
@@ -1976,7 +2028,1039 @@
     </w:p>
     <w:bookmarkEnd w:id="22"/>
     <w:bookmarkEnd w:id="23"/>
+    <w:bookmarkStart w:id="27" w:name="运维安全与已知问题"/>
+    <w:p>
+      <w:pPr>
+        <w:pStyle w:val="Heading2"/>
+      </w:pPr>
+      <w:r>
+        <w:rPr>
+          <w:rFonts w:hint="eastAsia"/>
+        </w:rPr>
+        <w:t xml:space="preserve">运维、安全与已知问题</w:t>
+      </w:r>
+    </w:p>
+    <w:bookmarkStart w:id="24" w:name="运维边界"/>
+    <w:p>
+      <w:pPr>
+        <w:pStyle w:val="Heading3"/>
+      </w:pPr>
+      <w:r>
+        <w:rPr>
+          <w:rFonts w:hint="eastAsia"/>
+        </w:rPr>
+        <w:t xml:space="preserve">运维边界</w:t>
+      </w:r>
+    </w:p>
+    <w:p>
+      <w:pPr>
+        <w:pStyle w:val="FirstParagraph"/>
+      </w:pPr>
+      <w:r>
+        <w:rPr>
+          <w:rFonts w:hint="eastAsia"/>
+        </w:rPr>
+        <w:t xml:space="preserve">本交付支持本地或课堂评审环境运行，推荐一台开发机同时运行后端、用户前端和管理前端。数据库默认使用演示</w:t>
+      </w:r>
+      <w:r>
+        <w:t xml:space="preserve"> SQLite </w:t>
+      </w:r>
+      <w:r>
+        <w:rPr>
+          <w:rFonts w:hint="eastAsia"/>
+        </w:rPr>
+        <w:t xml:space="preserve">文件；如采用</w:t>
+      </w:r>
+      <w:r>
+        <w:t xml:space="preserve"> </w:t>
+      </w:r>
+      <w:r>
+        <w:rPr>
+          <w:rFonts w:hint="eastAsia"/>
+        </w:rPr>
+        <w:t xml:space="preserve">MySQL，仅作为兼容性验证，不代表正式生产部署。</w:t>
+      </w:r>
+    </w:p>
     <w:bookmarkEnd w:id="24"/>
+    <w:bookmarkStart w:id="25" w:name="安全要求"/>
+    <w:p>
+      <w:pPr>
+        <w:pStyle w:val="Heading3"/>
+      </w:pPr>
+      <w:r>
+        <w:rPr>
+          <w:rFonts w:hint="eastAsia"/>
+        </w:rPr>
+        <w:t xml:space="preserve">安全要求</w:t>
+      </w:r>
+    </w:p>
+    <w:tbl>
+      <w:tblPr>
+        <w:tblStyle w:val="Table"/>
+        <w:tblW w:type="auto" w:w="0"/>
+        <w:tblLook w:firstRow="1" w:lastRow="0" w:firstColumn="0" w:lastColumn="0" w:noHBand="0" w:noVBand="0" w:val="0020"/>
+      </w:tblPr>
+      <w:tblGrid>
+        <w:gridCol w:w="3960"/>
+        <w:gridCol w:w="3960"/>
+      </w:tblGrid>
+      <w:tr>
+        <w:trPr>
+          <w:tblHeader w:val="on"/>
+        </w:trPr>
+        <w:tc>
+          <w:tcPr/>
+          <w:p>
+            <w:pPr>
+              <w:pStyle w:val="Compact"/>
+            </w:pPr>
+            <w:r>
+              <w:rPr>
+                <w:rFonts w:hint="eastAsia"/>
+              </w:rPr>
+              <w:t xml:space="preserve">项目</w:t>
+            </w:r>
+          </w:p>
+        </w:tc>
+        <w:tc>
+          <w:tcPr/>
+          <w:p>
+            <w:pPr>
+              <w:pStyle w:val="Compact"/>
+            </w:pPr>
+            <w:r>
+              <w:rPr>
+                <w:rFonts w:hint="eastAsia"/>
+              </w:rPr>
+              <w:t xml:space="preserve">要求</w:t>
+            </w:r>
+          </w:p>
+        </w:tc>
+      </w:tr>
+      <w:tr>
+        <w:tc>
+          <w:tcPr/>
+          <w:p>
+            <w:pPr>
+              <w:pStyle w:val="Compact"/>
+            </w:pPr>
+            <w:r>
+              <w:rPr>
+                <w:rFonts w:hint="eastAsia"/>
+              </w:rPr>
+              <w:t xml:space="preserve">演示账号</w:t>
+            </w:r>
+          </w:p>
+        </w:tc>
+        <w:tc>
+          <w:tcPr/>
+          <w:p>
+            <w:pPr>
+              <w:pStyle w:val="Compact"/>
+            </w:pPr>
+            <w:r>
+              <w:rPr>
+                <w:rFonts w:hint="eastAsia"/>
+              </w:rPr>
+              <w:t xml:space="preserve">使用固定演示账号，评审后应删除或重置</w:t>
+            </w:r>
+          </w:p>
+        </w:tc>
+      </w:tr>
+      <w:tr>
+        <w:tc>
+          <w:tcPr/>
+          <w:p>
+            <w:pPr>
+              <w:pStyle w:val="Compact"/>
+            </w:pPr>
+            <w:r>
+              <w:rPr>
+                <w:rFonts w:hint="eastAsia"/>
+              </w:rPr>
+              <w:t xml:space="preserve">密钥配置</w:t>
+            </w:r>
+          </w:p>
+        </w:tc>
+        <w:tc>
+          <w:tcPr/>
+          <w:p>
+            <w:pPr>
+              <w:pStyle w:val="Compact"/>
+            </w:pPr>
+            <w:r>
+              <w:t xml:space="preserve">JWT </w:t>
+            </w:r>
+            <w:r>
+              <w:rPr>
+                <w:rFonts w:hint="eastAsia"/>
+              </w:rPr>
+              <w:t xml:space="preserve">密钥、数据库密码等不得写入公开仓库，演示环境使用</w:t>
+            </w:r>
+            <w:r>
+              <w:t xml:space="preserve"> .env </w:t>
+            </w:r>
+            <w:r>
+              <w:rPr>
+                <w:rFonts w:hint="eastAsia"/>
+              </w:rPr>
+              <w:t xml:space="preserve">或本地配置</w:t>
+            </w:r>
+          </w:p>
+        </w:tc>
+      </w:tr>
+      <w:tr>
+        <w:tc>
+          <w:tcPr/>
+          <w:p>
+            <w:pPr>
+              <w:pStyle w:val="Compact"/>
+            </w:pPr>
+            <w:r>
+              <w:rPr>
+                <w:rFonts w:hint="eastAsia"/>
+              </w:rPr>
+              <w:t xml:space="preserve">数据范围</w:t>
+            </w:r>
+          </w:p>
+        </w:tc>
+        <w:tc>
+          <w:tcPr/>
+          <w:p>
+            <w:pPr>
+              <w:pStyle w:val="Compact"/>
+            </w:pPr>
+            <w:r>
+              <w:rPr>
+                <w:rFonts w:hint="eastAsia"/>
+              </w:rPr>
+              <w:t xml:space="preserve">禁止导入真实身份证号、真实成绩、真实联系方式等敏感数据</w:t>
+            </w:r>
+          </w:p>
+        </w:tc>
+      </w:tr>
+      <w:tr>
+        <w:tc>
+          <w:tcPr/>
+          <w:p>
+            <w:pPr>
+              <w:pStyle w:val="Compact"/>
+            </w:pPr>
+            <w:r>
+              <w:rPr>
+                <w:rFonts w:hint="eastAsia"/>
+              </w:rPr>
+              <w:t xml:space="preserve">日志</w:t>
+            </w:r>
+          </w:p>
+        </w:tc>
+        <w:tc>
+          <w:tcPr/>
+          <w:p>
+            <w:pPr>
+              <w:pStyle w:val="Compact"/>
+            </w:pPr>
+            <w:r>
+              <w:rPr>
+                <w:rFonts w:hint="eastAsia"/>
+              </w:rPr>
+              <w:t xml:space="preserve">日志仅保留演示排错信息，避免记录密码、token</w:t>
+            </w:r>
+            <w:r>
+              <w:t xml:space="preserve"> </w:t>
+            </w:r>
+            <w:r>
+              <w:rPr>
+                <w:rFonts w:hint="eastAsia"/>
+              </w:rPr>
+              <w:t xml:space="preserve">和个人敏感字段</w:t>
+            </w:r>
+          </w:p>
+        </w:tc>
+      </w:tr>
+      <w:tr>
+        <w:tc>
+          <w:tcPr/>
+          <w:p>
+            <w:pPr>
+              <w:pStyle w:val="Compact"/>
+            </w:pPr>
+            <w:r>
+              <w:rPr>
+                <w:rFonts w:hint="eastAsia"/>
+              </w:rPr>
+              <w:t xml:space="preserve">访问控制</w:t>
+            </w:r>
+          </w:p>
+        </w:tc>
+        <w:tc>
+          <w:tcPr/>
+          <w:p>
+            <w:pPr>
+              <w:pStyle w:val="Compact"/>
+            </w:pPr>
+            <w:r>
+              <w:rPr>
+                <w:rFonts w:hint="eastAsia"/>
+              </w:rPr>
+              <w:t xml:space="preserve">管理后台仅限管理员演示账号使用，不向访客或家长开放</w:t>
+            </w:r>
+          </w:p>
+        </w:tc>
+      </w:tr>
+    </w:tbl>
+    <w:bookmarkEnd w:id="25"/>
+    <w:bookmarkStart w:id="26" w:name="已知问题"/>
+    <w:p>
+      <w:pPr>
+        <w:pStyle w:val="Heading3"/>
+      </w:pPr>
+      <w:r>
+        <w:rPr>
+          <w:rFonts w:hint="eastAsia"/>
+        </w:rPr>
+        <w:t xml:space="preserve">已知问题</w:t>
+      </w:r>
+    </w:p>
+    <w:tbl>
+      <w:tblPr>
+        <w:tblStyle w:val="Table"/>
+        <w:tblW w:type="auto" w:w="0"/>
+        <w:tblLook w:firstRow="1" w:lastRow="0" w:firstColumn="0" w:lastColumn="0" w:noHBand="0" w:noVBand="0" w:val="0020"/>
+      </w:tblPr>
+      <w:tblGrid>
+        <w:gridCol w:w="1980"/>
+        <w:gridCol w:w="1980"/>
+        <w:gridCol w:w="1980"/>
+        <w:gridCol w:w="1980"/>
+      </w:tblGrid>
+      <w:tr>
+        <w:trPr>
+          <w:tblHeader w:val="on"/>
+        </w:trPr>
+        <w:tc>
+          <w:tcPr/>
+          <w:p>
+            <w:pPr>
+              <w:pStyle w:val="Compact"/>
+            </w:pPr>
+            <w:r>
+              <w:rPr>
+                <w:rFonts w:hint="eastAsia"/>
+              </w:rPr>
+              <w:t xml:space="preserve">编号</w:t>
+            </w:r>
+          </w:p>
+        </w:tc>
+        <w:tc>
+          <w:tcPr/>
+          <w:p>
+            <w:pPr>
+              <w:pStyle w:val="Compact"/>
+            </w:pPr>
+            <w:r>
+              <w:rPr>
+                <w:rFonts w:hint="eastAsia"/>
+              </w:rPr>
+              <w:t xml:space="preserve">问题</w:t>
+            </w:r>
+          </w:p>
+        </w:tc>
+        <w:tc>
+          <w:tcPr/>
+          <w:p>
+            <w:pPr>
+              <w:pStyle w:val="Compact"/>
+            </w:pPr>
+            <w:r>
+              <w:rPr>
+                <w:rFonts w:hint="eastAsia"/>
+              </w:rPr>
+              <w:t xml:space="preserve">影响</w:t>
+            </w:r>
+          </w:p>
+        </w:tc>
+        <w:tc>
+          <w:tcPr/>
+          <w:p>
+            <w:pPr>
+              <w:pStyle w:val="Compact"/>
+            </w:pPr>
+            <w:r>
+              <w:t xml:space="preserve">V1.3 </w:t>
+            </w:r>
+            <w:r>
+              <w:rPr>
+                <w:rFonts w:hint="eastAsia"/>
+              </w:rPr>
+              <w:t xml:space="preserve">处理方式</w:t>
+            </w:r>
+          </w:p>
+        </w:tc>
+      </w:tr>
+      <w:tr>
+        <w:tc>
+          <w:tcPr/>
+          <w:p>
+            <w:pPr>
+              <w:pStyle w:val="Compact"/>
+            </w:pPr>
+            <w:r>
+              <w:t xml:space="preserve">KN-001</w:t>
+            </w:r>
+          </w:p>
+        </w:tc>
+        <w:tc>
+          <w:tcPr/>
+          <w:p>
+            <w:pPr>
+              <w:pStyle w:val="Compact"/>
+            </w:pPr>
+            <w:r>
+              <w:rPr>
+                <w:rFonts w:hint="eastAsia"/>
+              </w:rPr>
+              <w:t xml:space="preserve">意图识别以规则和关键词为主</w:t>
+            </w:r>
+          </w:p>
+        </w:tc>
+        <w:tc>
+          <w:tcPr/>
+          <w:p>
+            <w:pPr>
+              <w:pStyle w:val="Compact"/>
+            </w:pPr>
+            <w:r>
+              <w:rPr>
+                <w:rFonts w:hint="eastAsia"/>
+              </w:rPr>
+              <w:t xml:space="preserve">对复杂问法和多轮省略理解有限</w:t>
+            </w:r>
+          </w:p>
+        </w:tc>
+        <w:tc>
+          <w:tcPr/>
+          <w:p>
+            <w:pPr>
+              <w:pStyle w:val="Compact"/>
+            </w:pPr>
+            <w:r>
+              <w:rPr>
+                <w:rFonts w:hint="eastAsia"/>
+              </w:rPr>
+              <w:t xml:space="preserve">在用户手册中提示建议问法，保留反馈入口</w:t>
+            </w:r>
+          </w:p>
+        </w:tc>
+      </w:tr>
+      <w:tr>
+        <w:tc>
+          <w:tcPr/>
+          <w:p>
+            <w:pPr>
+              <w:pStyle w:val="Compact"/>
+            </w:pPr>
+            <w:r>
+              <w:t xml:space="preserve">KN-002</w:t>
+            </w:r>
+          </w:p>
+        </w:tc>
+        <w:tc>
+          <w:tcPr/>
+          <w:p>
+            <w:pPr>
+              <w:pStyle w:val="Compact"/>
+            </w:pPr>
+            <w:r>
+              <w:rPr>
+                <w:rFonts w:hint="eastAsia"/>
+              </w:rPr>
+              <w:t xml:space="preserve">查询数据为种子数据和模拟数据</w:t>
+            </w:r>
+          </w:p>
+        </w:tc>
+        <w:tc>
+          <w:tcPr/>
+          <w:p>
+            <w:pPr>
+              <w:pStyle w:val="Compact"/>
+            </w:pPr>
+            <w:r>
+              <w:rPr>
+                <w:rFonts w:hint="eastAsia"/>
+              </w:rPr>
+              <w:t xml:space="preserve">不能代表真实教务、OA</w:t>
+            </w:r>
+            <w:r>
+              <w:t xml:space="preserve"> </w:t>
+            </w:r>
+            <w:r>
+              <w:rPr>
+                <w:rFonts w:hint="eastAsia"/>
+              </w:rPr>
+              <w:t xml:space="preserve">或招生系统结果</w:t>
+            </w:r>
+          </w:p>
+        </w:tc>
+        <w:tc>
+          <w:tcPr/>
+          <w:p>
+            <w:pPr>
+              <w:pStyle w:val="Compact"/>
+            </w:pPr>
+            <w:r>
+              <w:rPr>
+                <w:rFonts w:hint="eastAsia"/>
+              </w:rPr>
+              <w:t xml:space="preserve">在所有正式文档中声明演示数据范围</w:t>
+            </w:r>
+          </w:p>
+        </w:tc>
+      </w:tr>
+      <w:tr>
+        <w:tc>
+          <w:tcPr/>
+          <w:p>
+            <w:pPr>
+              <w:pStyle w:val="Compact"/>
+            </w:pPr>
+            <w:r>
+              <w:t xml:space="preserve">KN-003</w:t>
+            </w:r>
+          </w:p>
+        </w:tc>
+        <w:tc>
+          <w:tcPr/>
+          <w:p>
+            <w:pPr>
+              <w:pStyle w:val="Compact"/>
+            </w:pPr>
+            <w:r>
+              <w:rPr>
+                <w:rFonts w:hint="eastAsia"/>
+              </w:rPr>
+              <w:t xml:space="preserve">家长和访客能力未接入真实认证</w:t>
+            </w:r>
+          </w:p>
+        </w:tc>
+        <w:tc>
+          <w:tcPr/>
+          <w:p>
+            <w:pPr>
+              <w:pStyle w:val="Compact"/>
+            </w:pPr>
+            <w:r>
+              <w:rPr>
+                <w:rFonts w:hint="eastAsia"/>
+              </w:rPr>
+              <w:t xml:space="preserve">无法完成真实家长授权或访客个性化服务</w:t>
+            </w:r>
+          </w:p>
+        </w:tc>
+        <w:tc>
+          <w:tcPr/>
+          <w:p>
+            <w:pPr>
+              <w:pStyle w:val="Compact"/>
+            </w:pPr>
+            <w:r>
+              <w:rPr>
+                <w:rFonts w:hint="eastAsia"/>
+              </w:rPr>
+              <w:t xml:space="preserve">标记为延后/受限，不纳入</w:t>
+            </w:r>
+            <w:r>
+              <w:t xml:space="preserve"> V1.3 </w:t>
+            </w:r>
+            <w:r>
+              <w:rPr>
+                <w:rFonts w:hint="eastAsia"/>
+              </w:rPr>
+              <w:t xml:space="preserve">验收</w:t>
+            </w:r>
+          </w:p>
+        </w:tc>
+      </w:tr>
+      <w:tr>
+        <w:tc>
+          <w:tcPr/>
+          <w:p>
+            <w:pPr>
+              <w:pStyle w:val="Compact"/>
+            </w:pPr>
+            <w:r>
+              <w:t xml:space="preserve">KN-004</w:t>
+            </w:r>
+          </w:p>
+        </w:tc>
+        <w:tc>
+          <w:tcPr/>
+          <w:p>
+            <w:pPr>
+              <w:pStyle w:val="Compact"/>
+            </w:pPr>
+            <w:r>
+              <w:rPr>
+                <w:rFonts w:hint="eastAsia"/>
+              </w:rPr>
+              <w:t xml:space="preserve">当前未配置生产级监控告警</w:t>
+            </w:r>
+          </w:p>
+        </w:tc>
+        <w:tc>
+          <w:tcPr/>
+          <w:p>
+            <w:pPr>
+              <w:pStyle w:val="Compact"/>
+            </w:pPr>
+            <w:r>
+              <w:rPr>
+                <w:rFonts w:hint="eastAsia"/>
+              </w:rPr>
+              <w:t xml:space="preserve">无法满足正式运维</w:t>
+            </w:r>
+            <w:r>
+              <w:t xml:space="preserve"> SLA</w:t>
+            </w:r>
+          </w:p>
+        </w:tc>
+        <w:tc>
+          <w:tcPr/>
+          <w:p>
+            <w:pPr>
+              <w:pStyle w:val="Compact"/>
+            </w:pPr>
+            <w:r>
+              <w:rPr>
+                <w:rFonts w:hint="eastAsia"/>
+              </w:rPr>
+              <w:t xml:space="preserve">仅提供课堂演示级健康检查和日志排查流程</w:t>
+            </w:r>
+          </w:p>
+        </w:tc>
+      </w:tr>
+      <w:tr>
+        <w:tc>
+          <w:tcPr/>
+          <w:p>
+            <w:pPr>
+              <w:pStyle w:val="Compact"/>
+            </w:pPr>
+            <w:r>
+              <w:t xml:space="preserve">KN-005</w:t>
+            </w:r>
+          </w:p>
+        </w:tc>
+        <w:tc>
+          <w:tcPr/>
+          <w:p>
+            <w:pPr>
+              <w:pStyle w:val="Compact"/>
+            </w:pPr>
+            <w:r>
+              <w:rPr>
+                <w:rFonts w:hint="eastAsia"/>
+              </w:rPr>
+              <w:t xml:space="preserve">文档中的外部域名为占位</w:t>
+            </w:r>
+          </w:p>
+        </w:tc>
+        <w:tc>
+          <w:tcPr/>
+          <w:p>
+            <w:pPr>
+              <w:pStyle w:val="Compact"/>
+            </w:pPr>
+            <w:r>
+              <w:rPr>
+                <w:rFonts w:hint="eastAsia"/>
+              </w:rPr>
+              <w:t xml:space="preserve">无法直接作为正式入口访问</w:t>
+            </w:r>
+          </w:p>
+        </w:tc>
+        <w:tc>
+          <w:tcPr/>
+          <w:p>
+            <w:pPr>
+              <w:pStyle w:val="Compact"/>
+            </w:pPr>
+            <w:r>
+              <w:rPr>
+                <w:rFonts w:hint="eastAsia"/>
+              </w:rPr>
+              <w:t xml:space="preserve">安装和部署文档统一改为本地地址或占位说明</w:t>
+            </w:r>
+          </w:p>
+        </w:tc>
+      </w:tr>
+    </w:tbl>
+    <w:p>
+      <w:pPr>
+        <w:pStyle w:val="BodyText"/>
+      </w:pPr>
+      <w:r>
+        <w:rPr>
+          <w:rFonts w:hint="eastAsia"/>
+        </w:rPr>
+        <w:t xml:space="preserve">软件用户手册</w:t>
+      </w:r>
+      <w:r>
+        <w:t xml:space="preserve"> </w:t>
+      </w:r>
+      <w:r>
+        <w:rPr>
+          <w:rFonts w:hint="eastAsia"/>
+        </w:rPr>
+        <w:t xml:space="preserve">已按上述边界描述，不包含生产上线承诺。</w:t>
+      </w:r>
+    </w:p>
+    <w:bookmarkEnd w:id="26"/>
+    <w:bookmarkEnd w:id="27"/>
+    <w:bookmarkStart w:id="28" w:name="X889178b7ddfe0920a5f81259657033738e2c9a7"/>
+    <w:p>
+      <w:pPr>
+        <w:pStyle w:val="Heading2"/>
+      </w:pPr>
+      <w:r>
+        <w:t xml:space="preserve">6. V1.2 </w:t>
+      </w:r>
+      <w:r>
+        <w:rPr>
+          <w:rFonts w:hint="eastAsia"/>
+        </w:rPr>
+        <w:t xml:space="preserve">隐私与安全提示</w:t>
+      </w:r>
+    </w:p>
+    <w:p>
+      <w:pPr>
+        <w:pStyle w:val="Compact"/>
+        <w:numPr>
+          <w:ilvl w:val="0"/>
+          <w:numId w:val="1002"/>
+        </w:numPr>
+      </w:pPr>
+      <w:r>
+        <w:rPr>
+          <w:rFonts w:hint="eastAsia"/>
+        </w:rPr>
+        <w:t xml:space="preserve">本原型不需要你输入真实身份证号、银行卡号、真实家庭住址等敏感信息。</w:t>
+      </w:r>
+    </w:p>
+    <w:p>
+      <w:pPr>
+        <w:pStyle w:val="Compact"/>
+        <w:numPr>
+          <w:ilvl w:val="0"/>
+          <w:numId w:val="1002"/>
+        </w:numPr>
+      </w:pPr>
+      <w:r>
+        <w:rPr>
+          <w:rFonts w:hint="eastAsia"/>
+        </w:rPr>
+        <w:t xml:space="preserve">演示账号密码仅用于课程环境，不要复用个人真实密码。</w:t>
+      </w:r>
+    </w:p>
+    <w:p>
+      <w:pPr>
+        <w:pStyle w:val="Compact"/>
+        <w:numPr>
+          <w:ilvl w:val="0"/>
+          <w:numId w:val="1002"/>
+        </w:numPr>
+      </w:pPr>
+      <w:r>
+        <w:rPr>
+          <w:rFonts w:hint="eastAsia"/>
+        </w:rPr>
+        <w:t xml:space="preserve">不要把模拟回答当作学校正式通知或正式办理结果。</w:t>
+      </w:r>
+    </w:p>
+    <w:p>
+      <w:pPr>
+        <w:pStyle w:val="Compact"/>
+        <w:numPr>
+          <w:ilvl w:val="0"/>
+          <w:numId w:val="1002"/>
+        </w:numPr>
+      </w:pPr>
+      <w:r>
+        <w:rPr>
+          <w:rFonts w:hint="eastAsia"/>
+        </w:rPr>
+        <w:t xml:space="preserve">访客和家长不能查询个人数据，若界面出现相关入口，应理解为需求占位或延后功能。</w:t>
+      </w:r>
+    </w:p>
+    <w:p>
+      <w:pPr>
+        <w:pStyle w:val="Compact"/>
+        <w:numPr>
+          <w:ilvl w:val="0"/>
+          <w:numId w:val="1002"/>
+        </w:numPr>
+      </w:pPr>
+      <w:r>
+        <w:rPr>
+          <w:rFonts w:hint="eastAsia"/>
+        </w:rPr>
+        <w:t xml:space="preserve">发现回答不准确时，通过反馈功能说明问题，不要自行修改他人数据。</w:t>
+      </w:r>
+    </w:p>
+    <w:bookmarkEnd w:id="28"/>
+    <w:bookmarkStart w:id="29" w:name="Xb3acebc1a36cd5c4018b43acef966ad9690e6a2"/>
+    <w:p>
+      <w:pPr>
+        <w:pStyle w:val="Heading2"/>
+      </w:pPr>
+      <w:r>
+        <w:t xml:space="preserve">7. V1.2 </w:t>
+      </w:r>
+      <w:r>
+        <w:rPr>
+          <w:rFonts w:hint="eastAsia"/>
+        </w:rPr>
+        <w:t xml:space="preserve">常见问题</w:t>
+      </w:r>
+    </w:p>
+    <w:tbl>
+      <w:tblPr>
+        <w:tblStyle w:val="Table"/>
+        <w:tblW w:type="auto" w:w="0"/>
+        <w:tblLook w:firstRow="1" w:lastRow="0" w:firstColumn="0" w:lastColumn="0" w:noHBand="0" w:noVBand="0" w:val="0020"/>
+      </w:tblPr>
+      <w:tblGrid>
+        <w:gridCol w:w="3960"/>
+        <w:gridCol w:w="3960"/>
+      </w:tblGrid>
+      <w:tr>
+        <w:trPr>
+          <w:tblHeader w:val="on"/>
+        </w:trPr>
+        <w:tc>
+          <w:tcPr/>
+          <w:p>
+            <w:pPr>
+              <w:pStyle w:val="Compact"/>
+            </w:pPr>
+            <w:r>
+              <w:rPr>
+                <w:rFonts w:hint="eastAsia"/>
+              </w:rPr>
+              <w:t xml:space="preserve">问题</w:t>
+            </w:r>
+          </w:p>
+        </w:tc>
+        <w:tc>
+          <w:tcPr/>
+          <w:p>
+            <w:pPr>
+              <w:pStyle w:val="Compact"/>
+            </w:pPr>
+            <w:r>
+              <w:rPr>
+                <w:rFonts w:hint="eastAsia"/>
+              </w:rPr>
+              <w:t xml:space="preserve">回答</w:t>
+            </w:r>
+          </w:p>
+        </w:tc>
+      </w:tr>
+      <w:tr>
+        <w:tc>
+          <w:tcPr/>
+          <w:p>
+            <w:pPr>
+              <w:pStyle w:val="Compact"/>
+            </w:pPr>
+            <w:r>
+              <w:rPr>
+                <w:rFonts w:hint="eastAsia"/>
+              </w:rPr>
+              <w:t xml:space="preserve">系统是正式上线了吗</w:t>
+            </w:r>
+          </w:p>
+        </w:tc>
+        <w:tc>
+          <w:tcPr/>
+          <w:p>
+            <w:pPr>
+              <w:pStyle w:val="Compact"/>
+            </w:pPr>
+            <w:r>
+              <w:rPr>
+                <w:rFonts w:hint="eastAsia"/>
+              </w:rPr>
+              <w:t xml:space="preserve">不是。它是课程原型和需求工程交付物</w:t>
+            </w:r>
+          </w:p>
+        </w:tc>
+      </w:tr>
+      <w:tr>
+        <w:tc>
+          <w:tcPr/>
+          <w:p>
+            <w:pPr>
+              <w:pStyle w:val="Compact"/>
+            </w:pPr>
+            <w:r>
+              <w:rPr>
+                <w:rFonts w:hint="eastAsia"/>
+              </w:rPr>
+              <w:t xml:space="preserve">可以查真实成绩吗</w:t>
+            </w:r>
+          </w:p>
+        </w:tc>
+        <w:tc>
+          <w:tcPr/>
+          <w:p>
+            <w:pPr>
+              <w:pStyle w:val="Compact"/>
+            </w:pPr>
+            <w:r>
+              <w:rPr>
+                <w:rFonts w:hint="eastAsia"/>
+              </w:rPr>
+              <w:t xml:space="preserve">不可以。V1.3</w:t>
+            </w:r>
+            <w:r>
+              <w:t xml:space="preserve"> </w:t>
+            </w:r>
+            <w:r>
+              <w:rPr>
+                <w:rFonts w:hint="eastAsia"/>
+              </w:rPr>
+              <w:t xml:space="preserve">仅展示模拟成绩样例</w:t>
+            </w:r>
+          </w:p>
+        </w:tc>
+      </w:tr>
+      <w:tr>
+        <w:tc>
+          <w:tcPr/>
+          <w:p>
+            <w:pPr>
+              <w:pStyle w:val="Compact"/>
+            </w:pPr>
+            <w:r>
+              <w:rPr>
+                <w:rFonts w:hint="eastAsia"/>
+              </w:rPr>
+              <w:t xml:space="preserve">家长可以绑定学生吗</w:t>
+            </w:r>
+          </w:p>
+        </w:tc>
+        <w:tc>
+          <w:tcPr/>
+          <w:p>
+            <w:pPr>
+              <w:pStyle w:val="Compact"/>
+            </w:pPr>
+            <w:r>
+              <w:t xml:space="preserve">V1.3 </w:t>
+            </w:r>
+            <w:r>
+              <w:rPr>
+                <w:rFonts w:hint="eastAsia"/>
+              </w:rPr>
+              <w:t xml:space="preserve">不支持真实绑定，仅保留授权流程设想</w:t>
+            </w:r>
+          </w:p>
+        </w:tc>
+      </w:tr>
+      <w:tr>
+        <w:tc>
+          <w:tcPr/>
+          <w:p>
+            <w:pPr>
+              <w:pStyle w:val="Compact"/>
+            </w:pPr>
+            <w:r>
+              <w:rPr>
+                <w:rFonts w:hint="eastAsia"/>
+              </w:rPr>
+              <w:t xml:space="preserve">访客可以查课表吗</w:t>
+            </w:r>
+          </w:p>
+        </w:tc>
+        <w:tc>
+          <w:tcPr/>
+          <w:p>
+            <w:pPr>
+              <w:pStyle w:val="Compact"/>
+            </w:pPr>
+            <w:r>
+              <w:rPr>
+                <w:rFonts w:hint="eastAsia"/>
+              </w:rPr>
+              <w:t xml:space="preserve">不可以。访客只能查公开信息</w:t>
+            </w:r>
+          </w:p>
+        </w:tc>
+      </w:tr>
+      <w:tr>
+        <w:tc>
+          <w:tcPr/>
+          <w:p>
+            <w:pPr>
+              <w:pStyle w:val="Compact"/>
+            </w:pPr>
+            <w:r>
+              <w:rPr>
+                <w:rFonts w:hint="eastAsia"/>
+              </w:rPr>
+              <w:t xml:space="preserve">回答不准确怎么办</w:t>
+            </w:r>
+          </w:p>
+        </w:tc>
+        <w:tc>
+          <w:tcPr/>
+          <w:p>
+            <w:pPr>
+              <w:pStyle w:val="Compact"/>
+            </w:pPr>
+            <w:r>
+              <w:rPr>
+                <w:rFonts w:hint="eastAsia"/>
+              </w:rPr>
+              <w:t xml:space="preserve">点击反馈，或换更明确的问法</w:t>
+            </w:r>
+          </w:p>
+        </w:tc>
+      </w:tr>
+      <w:tr>
+        <w:tc>
+          <w:tcPr/>
+          <w:p>
+            <w:pPr>
+              <w:pStyle w:val="Compact"/>
+            </w:pPr>
+            <w:r>
+              <w:rPr>
+                <w:rFonts w:hint="eastAsia"/>
+              </w:rPr>
+              <w:t xml:space="preserve">可以办理真实业务吗</w:t>
+            </w:r>
+          </w:p>
+        </w:tc>
+        <w:tc>
+          <w:tcPr/>
+          <w:p>
+            <w:pPr>
+              <w:pStyle w:val="Compact"/>
+            </w:pPr>
+            <w:r>
+              <w:rPr>
+                <w:rFonts w:hint="eastAsia"/>
+              </w:rPr>
+              <w:t xml:space="preserve">不可以。办事流程回答仅用于咨询演示</w:t>
+            </w:r>
+          </w:p>
+        </w:tc>
+      </w:tr>
+    </w:tbl>
+    <w:bookmarkEnd w:id="29"/>
+    <w:bookmarkEnd w:id="30"/>
     <w:sectPr>
       <w:footnotePr>
         <w:numRestart w:val="eachSect"/>
@@ -2176,6 +3260,36 @@
     <w:abstractNumId w:val="990"/>
   </w:num>
   <w:num w:numId="1001">
+    <w:abstractNumId w:val="99411"/>
+    <w:lvlOverride w:ilvl="0">
+      <w:startOverride w:val="1"/>
+    </w:lvlOverride>
+    <w:lvlOverride w:ilvl="1">
+      <w:startOverride w:val="1"/>
+    </w:lvlOverride>
+    <w:lvlOverride w:ilvl="2">
+      <w:startOverride w:val="1"/>
+    </w:lvlOverride>
+    <w:lvlOverride w:ilvl="3">
+      <w:startOverride w:val="1"/>
+    </w:lvlOverride>
+    <w:lvlOverride w:ilvl="4">
+      <w:startOverride w:val="1"/>
+    </w:lvlOverride>
+    <w:lvlOverride w:ilvl="5">
+      <w:startOverride w:val="1"/>
+    </w:lvlOverride>
+    <w:lvlOverride w:ilvl="6">
+      <w:startOverride w:val="1"/>
+    </w:lvlOverride>
+    <w:lvlOverride w:ilvl="7">
+      <w:startOverride w:val="1"/>
+    </w:lvlOverride>
+    <w:lvlOverride w:ilvl="8">
+      <w:startOverride w:val="1"/>
+    </w:lvlOverride>
+  </w:num>
+  <w:num w:numId="1002">
     <w:abstractNumId w:val="99411"/>
     <w:lvlOverride w:ilvl="0">
       <w:startOverride w:val="1"/>

--- a/14-发布运维与用户手册/软件用户手册(SUM).docx
+++ b/14-发布运维与用户手册/软件用户手册(SUM).docx
@@ -13,10 +13,10 @@
         <w:t xml:space="preserve">软件用户手册(SUM)</w:t>
       </w:r>
       <w:r>
-        <w:t xml:space="preserve"> V1.2</w:t>
-      </w:r>
-    </w:p>
-    <w:bookmarkStart w:id="30" w:name="软件用户手册sum---校务问答机器人"/>
+        <w:t xml:space="preserve"> V1.3</w:t>
+      </w:r>
+    </w:p>
+    <w:bookmarkStart w:id="35" w:name="软件用户手册sum---校务问答机器人"/>
     <w:p>
       <w:pPr>
         <w:pStyle w:val="Heading1"/>
@@ -132,7 +132,7 @@
               <w:pStyle w:val="Compact"/>
             </w:pPr>
             <w:r>
-              <w:t xml:space="preserve">SRA2026-SUM-V1.2</w:t>
+              <w:t xml:space="preserve">SRA2026-SUM-V1.3</w:t>
             </w:r>
           </w:p>
         </w:tc>
@@ -219,7 +219,7 @@
               <w:pStyle w:val="Compact"/>
             </w:pPr>
             <w:r>
-              <w:t xml:space="preserve">V1.2</w:t>
+              <w:t xml:space="preserve">V1.3</w:t>
             </w:r>
           </w:p>
         </w:tc>
@@ -246,7 +246,7 @@
               <w:pStyle w:val="Compact"/>
             </w:pPr>
             <w:r>
-              <w:t xml:space="preserve">2026-05-28</w:t>
+              <w:t xml:space="preserve">2026-05-30</w:t>
             </w:r>
           </w:p>
         </w:tc>
@@ -276,7 +276,7 @@
               <w:rPr>
                 <w:rFonts w:hint="eastAsia"/>
               </w:rPr>
-              <w:t xml:space="preserve">运维安全补充</w:t>
+              <w:t xml:space="preserve">最终交付</w:t>
             </w:r>
           </w:p>
         </w:tc>
@@ -303,7 +303,7 @@
               <w:pStyle w:val="Compact"/>
             </w:pPr>
             <w:r>
-              <w:t xml:space="preserve">SRA2026-REQ-PROTOTYPE-V1.2</w:t>
+              <w:t xml:space="preserve">SRA2026-REQ-PROTOTYPE-V1.3</w:t>
             </w:r>
           </w:p>
         </w:tc>
@@ -467,7 +467,7 @@
         <w:rPr>
           <w:rFonts w:hint="eastAsia"/>
         </w:rPr>
-        <w:t xml:space="preserve">补充运维、安全、备份、已知问题和受限能力说明。</w:t>
+        <w:t xml:space="preserve">形成课程需求工程最终交付副本，固化验收、限制和移交说明。</w:t>
       </w:r>
     </w:p>
     <w:bookmarkEnd w:id="9"/>
@@ -756,6 +756,58 @@
           </w:p>
         </w:tc>
       </w:tr>
+      <w:tr>
+        <w:tc>
+          <w:tcPr/>
+          <w:p>
+            <w:pPr>
+              <w:pStyle w:val="Compact"/>
+            </w:pPr>
+            <w:r>
+              <w:t xml:space="preserve">V1.3</w:t>
+            </w:r>
+          </w:p>
+        </w:tc>
+        <w:tc>
+          <w:tcPr/>
+          <w:p>
+            <w:pPr>
+              <w:pStyle w:val="Compact"/>
+            </w:pPr>
+            <w:r>
+              <w:t xml:space="preserve">2026-05-30</w:t>
+            </w:r>
+          </w:p>
+        </w:tc>
+        <w:tc>
+          <w:tcPr/>
+          <w:p>
+            <w:pPr>
+              <w:pStyle w:val="Compact"/>
+            </w:pPr>
+            <w:r>
+              <w:rPr>
+                <w:rFonts w:hint="eastAsia"/>
+              </w:rPr>
+              <w:t xml:space="preserve">最终交付</w:t>
+            </w:r>
+          </w:p>
+        </w:tc>
+        <w:tc>
+          <w:tcPr/>
+          <w:p>
+            <w:pPr>
+              <w:pStyle w:val="Compact"/>
+            </w:pPr>
+            <w:r>
+              <w:rPr>
+                <w:rFonts w:hint="eastAsia"/>
+              </w:rPr>
+              <w:t xml:space="preserve">形成课程需求工程最终交付副本，固化验收、限制和移交说明。</w:t>
+            </w:r>
+          </w:p>
+        </w:tc>
+      </w:tr>
     </w:tbl>
     <w:bookmarkEnd w:id="11"/>
     <w:bookmarkStart w:id="12" w:name="Xa8cf0ae5e27a5b5c02f37a0fe29933109bbec05"/>
@@ -3060,7 +3112,568 @@
       </w:tr>
     </w:tbl>
     <w:bookmarkEnd w:id="29"/>
+    <w:bookmarkStart w:id="33" w:name="X8801ea7a5df8009cd3ac3975f2eb907bcb43772"/>
+    <w:p>
+      <w:pPr>
+        <w:pStyle w:val="Heading2"/>
+      </w:pPr>
+      <w:r>
+        <w:t xml:space="preserve">8. V1.3 </w:t>
+      </w:r>
+      <w:r>
+        <w:rPr>
+          <w:rFonts w:hint="eastAsia"/>
+        </w:rPr>
+        <w:t xml:space="preserve">最终用户流程</w:t>
+      </w:r>
+    </w:p>
+    <w:bookmarkStart w:id="30" w:name="X0c27d938a3705e2f2815039eb51d14a37f7f2f5"/>
+    <w:p>
+      <w:pPr>
+        <w:pStyle w:val="Heading3"/>
+      </w:pPr>
+      <w:r>
+        <w:t xml:space="preserve">8.1 </w:t>
+      </w:r>
+      <w:r>
+        <w:rPr>
+          <w:rFonts w:hint="eastAsia"/>
+        </w:rPr>
+        <w:t xml:space="preserve">学生演示流程</w:t>
+      </w:r>
+    </w:p>
+    <w:p>
+      <w:pPr>
+        <w:pStyle w:val="Compact"/>
+        <w:numPr>
+          <w:ilvl w:val="0"/>
+          <w:numId w:val="1003"/>
+        </w:numPr>
+      </w:pPr>
+      <w:r>
+        <w:rPr>
+          <w:rFonts w:hint="eastAsia"/>
+        </w:rPr>
+        <w:t xml:space="preserve">登录学生演示账号。</w:t>
+      </w:r>
+    </w:p>
+    <w:p>
+      <w:pPr>
+        <w:pStyle w:val="Compact"/>
+        <w:numPr>
+          <w:ilvl w:val="0"/>
+          <w:numId w:val="1003"/>
+        </w:numPr>
+      </w:pPr>
+      <w:r>
+        <w:rPr>
+          <w:rFonts w:hint="eastAsia"/>
+        </w:rPr>
+        <w:t xml:space="preserve">提问“今天有什么课”。</w:t>
+      </w:r>
+    </w:p>
+    <w:p>
+      <w:pPr>
+        <w:pStyle w:val="Compact"/>
+        <w:numPr>
+          <w:ilvl w:val="0"/>
+          <w:numId w:val="1003"/>
+        </w:numPr>
+      </w:pPr>
+      <w:r>
+        <w:rPr>
+          <w:rFonts w:hint="eastAsia"/>
+        </w:rPr>
+        <w:t xml:space="preserve">提问“这周有什么考试”。</w:t>
+      </w:r>
+    </w:p>
+    <w:p>
+      <w:pPr>
+        <w:pStyle w:val="Compact"/>
+        <w:numPr>
+          <w:ilvl w:val="0"/>
+          <w:numId w:val="1003"/>
+        </w:numPr>
+      </w:pPr>
+      <w:r>
+        <w:rPr>
+          <w:rFonts w:hint="eastAsia"/>
+        </w:rPr>
+        <w:t xml:space="preserve">提问“我的绩点是多少”。</w:t>
+      </w:r>
+    </w:p>
+    <w:p>
+      <w:pPr>
+        <w:pStyle w:val="Compact"/>
+        <w:numPr>
+          <w:ilvl w:val="0"/>
+          <w:numId w:val="1003"/>
+        </w:numPr>
+      </w:pPr>
+      <w:r>
+        <w:rPr>
+          <w:rFonts w:hint="eastAsia"/>
+        </w:rPr>
+        <w:t xml:space="preserve">提问“怎么申请国家奖学金”。</w:t>
+      </w:r>
+    </w:p>
+    <w:p>
+      <w:pPr>
+        <w:pStyle w:val="Compact"/>
+        <w:numPr>
+          <w:ilvl w:val="0"/>
+          <w:numId w:val="1003"/>
+        </w:numPr>
+      </w:pPr>
+      <w:r>
+        <w:rPr>
+          <w:rFonts w:hint="eastAsia"/>
+        </w:rPr>
+        <w:t xml:space="preserve">对任一回答提交反馈。</w:t>
+      </w:r>
+    </w:p>
     <w:bookmarkEnd w:id="30"/>
+    <w:bookmarkStart w:id="31" w:name="X2365a952f9fc7ea03f7bc2928d915a4184480fb"/>
+    <w:p>
+      <w:pPr>
+        <w:pStyle w:val="Heading3"/>
+      </w:pPr>
+      <w:r>
+        <w:t xml:space="preserve">8.2 </w:t>
+      </w:r>
+      <w:r>
+        <w:rPr>
+          <w:rFonts w:hint="eastAsia"/>
+        </w:rPr>
+        <w:t xml:space="preserve">管理员演示流程</w:t>
+      </w:r>
+    </w:p>
+    <w:p>
+      <w:pPr>
+        <w:pStyle w:val="Compact"/>
+        <w:numPr>
+          <w:ilvl w:val="0"/>
+          <w:numId w:val="1004"/>
+        </w:numPr>
+      </w:pPr>
+      <w:r>
+        <w:rPr>
+          <w:rFonts w:hint="eastAsia"/>
+        </w:rPr>
+        <w:t xml:space="preserve">登录管理后台。</w:t>
+      </w:r>
+    </w:p>
+    <w:p>
+      <w:pPr>
+        <w:pStyle w:val="Compact"/>
+        <w:numPr>
+          <w:ilvl w:val="0"/>
+          <w:numId w:val="1004"/>
+        </w:numPr>
+      </w:pPr>
+      <w:r>
+        <w:rPr>
+          <w:rFonts w:hint="eastAsia"/>
+        </w:rPr>
+        <w:t xml:space="preserve">查看知识库列表。</w:t>
+      </w:r>
+    </w:p>
+    <w:p>
+      <w:pPr>
+        <w:pStyle w:val="Compact"/>
+        <w:numPr>
+          <w:ilvl w:val="0"/>
+          <w:numId w:val="1004"/>
+        </w:numPr>
+      </w:pPr>
+      <w:r>
+        <w:rPr>
+          <w:rFonts w:hint="eastAsia"/>
+        </w:rPr>
+        <w:t xml:space="preserve">新增或编辑一条办事流程知识。</w:t>
+      </w:r>
+    </w:p>
+    <w:p>
+      <w:pPr>
+        <w:pStyle w:val="Compact"/>
+        <w:numPr>
+          <w:ilvl w:val="0"/>
+          <w:numId w:val="1004"/>
+        </w:numPr>
+      </w:pPr>
+      <w:r>
+        <w:rPr>
+          <w:rFonts w:hint="eastAsia"/>
+        </w:rPr>
+        <w:t xml:space="preserve">查看未命中问题。</w:t>
+      </w:r>
+    </w:p>
+    <w:p>
+      <w:pPr>
+        <w:pStyle w:val="Compact"/>
+        <w:numPr>
+          <w:ilvl w:val="0"/>
+          <w:numId w:val="1004"/>
+        </w:numPr>
+      </w:pPr>
+      <w:r>
+        <w:rPr>
+          <w:rFonts w:hint="eastAsia"/>
+        </w:rPr>
+        <w:t xml:space="preserve">查看统计样例。</w:t>
+      </w:r>
+    </w:p>
+    <w:bookmarkEnd w:id="31"/>
+    <w:bookmarkStart w:id="32" w:name="Xbaf23c0db5297b5455db438468ab8cee102ff6b"/>
+    <w:p>
+      <w:pPr>
+        <w:pStyle w:val="Heading3"/>
+      </w:pPr>
+      <w:r>
+        <w:t xml:space="preserve">8.3 </w:t>
+      </w:r>
+      <w:r>
+        <w:rPr>
+          <w:rFonts w:hint="eastAsia"/>
+        </w:rPr>
+        <w:t xml:space="preserve">访客受限流程</w:t>
+      </w:r>
+    </w:p>
+    <w:p>
+      <w:pPr>
+        <w:pStyle w:val="Compact"/>
+        <w:numPr>
+          <w:ilvl w:val="0"/>
+          <w:numId w:val="1005"/>
+        </w:numPr>
+      </w:pPr>
+      <w:r>
+        <w:rPr>
+          <w:rFonts w:hint="eastAsia"/>
+        </w:rPr>
+        <w:t xml:space="preserve">以访客方式进入。</w:t>
+      </w:r>
+    </w:p>
+    <w:p>
+      <w:pPr>
+        <w:pStyle w:val="Compact"/>
+        <w:numPr>
+          <w:ilvl w:val="0"/>
+          <w:numId w:val="1005"/>
+        </w:numPr>
+      </w:pPr>
+      <w:r>
+        <w:rPr>
+          <w:rFonts w:hint="eastAsia"/>
+        </w:rPr>
+        <w:t xml:space="preserve">查询“图书馆开放时间”或“学校有哪些专业”。</w:t>
+      </w:r>
+    </w:p>
+    <w:p>
+      <w:pPr>
+        <w:pStyle w:val="Compact"/>
+        <w:numPr>
+          <w:ilvl w:val="0"/>
+          <w:numId w:val="1005"/>
+        </w:numPr>
+      </w:pPr>
+      <w:r>
+        <w:rPr>
+          <w:rFonts w:hint="eastAsia"/>
+        </w:rPr>
+        <w:t xml:space="preserve">尝试查询“我的成绩”。</w:t>
+      </w:r>
+    </w:p>
+    <w:p>
+      <w:pPr>
+        <w:pStyle w:val="Compact"/>
+        <w:numPr>
+          <w:ilvl w:val="0"/>
+          <w:numId w:val="1005"/>
+        </w:numPr>
+      </w:pPr>
+      <w:r>
+        <w:rPr>
+          <w:rFonts w:hint="eastAsia"/>
+        </w:rPr>
+        <w:t xml:space="preserve">系统应提示需要登录或无权访问，且不返回个人数据。</w:t>
+      </w:r>
+    </w:p>
+    <w:bookmarkEnd w:id="32"/>
+    <w:bookmarkEnd w:id="33"/>
+    <w:bookmarkStart w:id="34" w:name="v13-最终交付确认"/>
+    <w:p>
+      <w:pPr>
+        <w:pStyle w:val="Heading2"/>
+      </w:pPr>
+      <w:r>
+        <w:t xml:space="preserve">V1.3 </w:t>
+      </w:r>
+      <w:r>
+        <w:rPr>
+          <w:rFonts w:hint="eastAsia"/>
+        </w:rPr>
+        <w:t xml:space="preserve">最终交付确认</w:t>
+      </w:r>
+    </w:p>
+    <w:tbl>
+      <w:tblPr>
+        <w:tblStyle w:val="Table"/>
+        <w:tblW w:type="auto" w:w="0"/>
+        <w:tblLook w:firstRow="1" w:lastRow="0" w:firstColumn="0" w:lastColumn="0" w:noHBand="0" w:noVBand="0" w:val="0020"/>
+      </w:tblPr>
+      <w:tblGrid>
+        <w:gridCol w:w="3960"/>
+        <w:gridCol w:w="3960"/>
+      </w:tblGrid>
+      <w:tr>
+        <w:trPr>
+          <w:tblHeader w:val="on"/>
+        </w:trPr>
+        <w:tc>
+          <w:tcPr/>
+          <w:p>
+            <w:pPr>
+              <w:pStyle w:val="Compact"/>
+            </w:pPr>
+            <w:r>
+              <w:rPr>
+                <w:rFonts w:hint="eastAsia"/>
+              </w:rPr>
+              <w:t xml:space="preserve">检查项</w:t>
+            </w:r>
+          </w:p>
+        </w:tc>
+        <w:tc>
+          <w:tcPr/>
+          <w:p>
+            <w:pPr>
+              <w:pStyle w:val="Compact"/>
+            </w:pPr>
+            <w:r>
+              <w:rPr>
+                <w:rFonts w:hint="eastAsia"/>
+              </w:rPr>
+              <w:t xml:space="preserve">结果</w:t>
+            </w:r>
+          </w:p>
+        </w:tc>
+      </w:tr>
+      <w:tr>
+        <w:tc>
+          <w:tcPr/>
+          <w:p>
+            <w:pPr>
+              <w:pStyle w:val="Compact"/>
+            </w:pPr>
+            <w:r>
+              <w:rPr>
+                <w:rFonts w:hint="eastAsia"/>
+              </w:rPr>
+              <w:t xml:space="preserve">统一元信息已补齐</w:t>
+            </w:r>
+          </w:p>
+        </w:tc>
+        <w:tc>
+          <w:tcPr/>
+          <w:p>
+            <w:pPr>
+              <w:pStyle w:val="Compact"/>
+            </w:pPr>
+            <w:r>
+              <w:rPr>
+                <w:rFonts w:hint="eastAsia"/>
+              </w:rPr>
+              <w:t xml:space="preserve">通过</w:t>
+            </w:r>
+          </w:p>
+        </w:tc>
+      </w:tr>
+      <w:tr>
+        <w:tc>
+          <w:tcPr/>
+          <w:p>
+            <w:pPr>
+              <w:pStyle w:val="Compact"/>
+            </w:pPr>
+            <w:r>
+              <w:t xml:space="preserve">V1.0 </w:t>
+            </w:r>
+            <w:r>
+              <w:rPr>
+                <w:rFonts w:hint="eastAsia"/>
+              </w:rPr>
+              <w:t xml:space="preserve">至</w:t>
+            </w:r>
+            <w:r>
+              <w:t xml:space="preserve"> V1.3 </w:t>
+            </w:r>
+            <w:r>
+              <w:rPr>
+                <w:rFonts w:hint="eastAsia"/>
+              </w:rPr>
+              <w:t xml:space="preserve">版本链连续</w:t>
+            </w:r>
+          </w:p>
+        </w:tc>
+        <w:tc>
+          <w:tcPr/>
+          <w:p>
+            <w:pPr>
+              <w:pStyle w:val="Compact"/>
+            </w:pPr>
+            <w:r>
+              <w:rPr>
+                <w:rFonts w:hint="eastAsia"/>
+              </w:rPr>
+              <w:t xml:space="preserve">通过</w:t>
+            </w:r>
+          </w:p>
+        </w:tc>
+      </w:tr>
+      <w:tr>
+        <w:tc>
+          <w:tcPr/>
+          <w:p>
+            <w:pPr>
+              <w:pStyle w:val="Compact"/>
+            </w:pPr>
+            <w:r>
+              <w:rPr>
+                <w:rFonts w:hint="eastAsia"/>
+              </w:rPr>
+              <w:t xml:space="preserve">课程原型/需求工程交付范围已声明</w:t>
+            </w:r>
+          </w:p>
+        </w:tc>
+        <w:tc>
+          <w:tcPr/>
+          <w:p>
+            <w:pPr>
+              <w:pStyle w:val="Compact"/>
+            </w:pPr>
+            <w:r>
+              <w:rPr>
+                <w:rFonts w:hint="eastAsia"/>
+              </w:rPr>
+              <w:t xml:space="preserve">通过</w:t>
+            </w:r>
+          </w:p>
+        </w:tc>
+      </w:tr>
+      <w:tr>
+        <w:tc>
+          <w:tcPr/>
+          <w:p>
+            <w:pPr>
+              <w:pStyle w:val="Compact"/>
+            </w:pPr>
+            <w:r>
+              <w:rPr>
+                <w:rFonts w:hint="eastAsia"/>
+              </w:rPr>
+              <w:t xml:space="preserve">生产上线、7x24、等保、真实接口等夸大表述已收敛</w:t>
+            </w:r>
+          </w:p>
+        </w:tc>
+        <w:tc>
+          <w:tcPr/>
+          <w:p>
+            <w:pPr>
+              <w:pStyle w:val="Compact"/>
+            </w:pPr>
+            <w:r>
+              <w:rPr>
+                <w:rFonts w:hint="eastAsia"/>
+              </w:rPr>
+              <w:t xml:space="preserve">通过</w:t>
+            </w:r>
+          </w:p>
+        </w:tc>
+      </w:tr>
+      <w:tr>
+        <w:tc>
+          <w:tcPr/>
+          <w:p>
+            <w:pPr>
+              <w:pStyle w:val="Compact"/>
+            </w:pPr>
+            <w:r>
+              <w:rPr>
+                <w:rFonts w:hint="eastAsia"/>
+              </w:rPr>
+              <w:t xml:space="preserve">家长/访客能力已标记为延后或受限</w:t>
+            </w:r>
+          </w:p>
+        </w:tc>
+        <w:tc>
+          <w:tcPr/>
+          <w:p>
+            <w:pPr>
+              <w:pStyle w:val="Compact"/>
+            </w:pPr>
+            <w:r>
+              <w:rPr>
+                <w:rFonts w:hint="eastAsia"/>
+              </w:rPr>
+              <w:t xml:space="preserve">通过</w:t>
+            </w:r>
+          </w:p>
+        </w:tc>
+      </w:tr>
+      <w:tr>
+        <w:tc>
+          <w:tcPr/>
+          <w:p>
+            <w:pPr>
+              <w:pStyle w:val="Compact"/>
+            </w:pPr>
+            <w:r>
+              <w:rPr>
+                <w:rFonts w:hint="eastAsia"/>
+              </w:rPr>
+              <w:t xml:space="preserve">运维、安全、已知问题和最终移交说明已补充</w:t>
+            </w:r>
+          </w:p>
+        </w:tc>
+        <w:tc>
+          <w:tcPr/>
+          <w:p>
+            <w:pPr>
+              <w:pStyle w:val="Compact"/>
+            </w:pPr>
+            <w:r>
+              <w:rPr>
+                <w:rFonts w:hint="eastAsia"/>
+              </w:rPr>
+              <w:t xml:space="preserve">通过</w:t>
+            </w:r>
+          </w:p>
+        </w:tc>
+      </w:tr>
+    </w:tbl>
+    <w:p>
+      <w:pPr>
+        <w:pStyle w:val="BodyText"/>
+      </w:pPr>
+      <w:r>
+        <w:rPr>
+          <w:rFonts w:hint="eastAsia"/>
+        </w:rPr>
+        <w:t xml:space="preserve">《软件用户手册(SUM)》V1.3</w:t>
+      </w:r>
+      <w:r>
+        <w:t xml:space="preserve"> </w:t>
+      </w:r>
+      <w:r>
+        <w:rPr>
+          <w:rFonts w:hint="eastAsia"/>
+        </w:rPr>
+        <w:t xml:space="preserve">为最终交付副本。不带版本号的同名正式文件与本版本内容一致，用于课程归档和评审查阅。</w:t>
+      </w:r>
+    </w:p>
+    <w:bookmarkEnd w:id="34"/>
+    <w:bookmarkEnd w:id="35"/>
     <w:sectPr>
       <w:footnotePr>
         <w:numRestart w:val="eachSect"/>
@@ -3290,6 +3903,96 @@
     </w:lvlOverride>
   </w:num>
   <w:num w:numId="1002">
+    <w:abstractNumId w:val="99411"/>
+    <w:lvlOverride w:ilvl="0">
+      <w:startOverride w:val="1"/>
+    </w:lvlOverride>
+    <w:lvlOverride w:ilvl="1">
+      <w:startOverride w:val="1"/>
+    </w:lvlOverride>
+    <w:lvlOverride w:ilvl="2">
+      <w:startOverride w:val="1"/>
+    </w:lvlOverride>
+    <w:lvlOverride w:ilvl="3">
+      <w:startOverride w:val="1"/>
+    </w:lvlOverride>
+    <w:lvlOverride w:ilvl="4">
+      <w:startOverride w:val="1"/>
+    </w:lvlOverride>
+    <w:lvlOverride w:ilvl="5">
+      <w:startOverride w:val="1"/>
+    </w:lvlOverride>
+    <w:lvlOverride w:ilvl="6">
+      <w:startOverride w:val="1"/>
+    </w:lvlOverride>
+    <w:lvlOverride w:ilvl="7">
+      <w:startOverride w:val="1"/>
+    </w:lvlOverride>
+    <w:lvlOverride w:ilvl="8">
+      <w:startOverride w:val="1"/>
+    </w:lvlOverride>
+  </w:num>
+  <w:num w:numId="1003">
+    <w:abstractNumId w:val="99411"/>
+    <w:lvlOverride w:ilvl="0">
+      <w:startOverride w:val="1"/>
+    </w:lvlOverride>
+    <w:lvlOverride w:ilvl="1">
+      <w:startOverride w:val="1"/>
+    </w:lvlOverride>
+    <w:lvlOverride w:ilvl="2">
+      <w:startOverride w:val="1"/>
+    </w:lvlOverride>
+    <w:lvlOverride w:ilvl="3">
+      <w:startOverride w:val="1"/>
+    </w:lvlOverride>
+    <w:lvlOverride w:ilvl="4">
+      <w:startOverride w:val="1"/>
+    </w:lvlOverride>
+    <w:lvlOverride w:ilvl="5">
+      <w:startOverride w:val="1"/>
+    </w:lvlOverride>
+    <w:lvlOverride w:ilvl="6">
+      <w:startOverride w:val="1"/>
+    </w:lvlOverride>
+    <w:lvlOverride w:ilvl="7">
+      <w:startOverride w:val="1"/>
+    </w:lvlOverride>
+    <w:lvlOverride w:ilvl="8">
+      <w:startOverride w:val="1"/>
+    </w:lvlOverride>
+  </w:num>
+  <w:num w:numId="1004">
+    <w:abstractNumId w:val="99411"/>
+    <w:lvlOverride w:ilvl="0">
+      <w:startOverride w:val="1"/>
+    </w:lvlOverride>
+    <w:lvlOverride w:ilvl="1">
+      <w:startOverride w:val="1"/>
+    </w:lvlOverride>
+    <w:lvlOverride w:ilvl="2">
+      <w:startOverride w:val="1"/>
+    </w:lvlOverride>
+    <w:lvlOverride w:ilvl="3">
+      <w:startOverride w:val="1"/>
+    </w:lvlOverride>
+    <w:lvlOverride w:ilvl="4">
+      <w:startOverride w:val="1"/>
+    </w:lvlOverride>
+    <w:lvlOverride w:ilvl="5">
+      <w:startOverride w:val="1"/>
+    </w:lvlOverride>
+    <w:lvlOverride w:ilvl="6">
+      <w:startOverride w:val="1"/>
+    </w:lvlOverride>
+    <w:lvlOverride w:ilvl="7">
+      <w:startOverride w:val="1"/>
+    </w:lvlOverride>
+    <w:lvlOverride w:ilvl="8">
+      <w:startOverride w:val="1"/>
+    </w:lvlOverride>
+  </w:num>
+  <w:num w:numId="1005">
     <w:abstractNumId w:val="99411"/>
     <w:lvlOverride w:ilvl="0">
       <w:startOverride w:val="1"/>

--- a/14-发布运维与用户手册/软件用户手册(SUM).docx
+++ b/14-发布运维与用户手册/软件用户手册(SUM).docx
@@ -4,7 +4,210 @@
   <w:body>
     <w:p>
       <w:pPr>
-        <w:pStyle w:val="Title"/>
+        <w:spacing w:before="0" w:after="360"/>
+        <w:jc w:val="center"/>
+      </w:pPr>
+      <w:r>
+        <w:rPr>
+          <w:rFonts w:ascii="宋体" w:hAnsi="宋体" w:eastAsia="宋体"/>
+          <w:b w:val="0"/>
+          <w:sz w:val="16"/>
+        </w:rPr>
+      </w:r>
+    </w:p>
+    <w:p>
+      <w:pPr>
+        <w:spacing w:before="0" w:after="160"/>
+        <w:jc w:val="center"/>
+      </w:pPr>
+      <w:r>
+        <w:rPr>
+          <w:rFonts w:ascii="宋体" w:hAnsi="宋体" w:eastAsia="宋体"/>
+          <w:b/>
+          <w:sz w:val="48"/>
+        </w:rPr>
+        <w:t>校务问答机器人</w:t>
+      </w:r>
+    </w:p>
+    <w:p>
+      <w:pPr>
+        <w:spacing w:before="0" w:after="360"/>
+        <w:jc w:val="center"/>
+      </w:pPr>
+      <w:r>
+        <w:rPr>
+          <w:rFonts w:ascii="宋体" w:hAnsi="宋体" w:eastAsia="宋体"/>
+          <w:b/>
+          <w:sz w:val="40"/>
+        </w:rPr>
+        <w:t>软件用户手册(SUM)</w:t>
+      </w:r>
+    </w:p>
+    <w:p>
+      <w:pPr>
+        <w:spacing w:after="480"/>
+        <w:jc w:val="center"/>
+      </w:pPr>
+      <w:r>
+        <w:drawing>
+          <wp:inline>
+            <wp:extent cx="1143000" cy="953011"/>
+            <wp:docPr id="2" name="Picture 2"/>
+            <wp:cNvGraphicFramePr>
+              <a:graphicFrameLocks noChangeAspect="1"/>
+            </wp:cNvGraphicFramePr>
+            <a:graphic>
+              <a:graphicData uri="http://schemas.openxmlformats.org/drawingml/2006/picture">
+                <pic:pic>
+                  <pic:nvPicPr>
+                    <pic:cNvPr id="0" name="image.png"/>
+                    <pic:cNvPicPr/>
+                  </pic:nvPicPr>
+                  <pic:blipFill>
+                    <a:blip r:embed="rId9"/>
+                    <a:stretch>
+                      <a:fillRect/>
+                    </a:stretch>
+                  </pic:blipFill>
+                  <pic:spPr>
+                    <a:xfrm>
+                      <a:off x="0" y="0"/>
+                      <a:ext cx="1143000" cy="953011"/>
+                    </a:xfrm>
+                    <a:prstGeom prst="rect"/>
+                  </pic:spPr>
+                </pic:pic>
+              </a:graphicData>
+            </a:graphic>
+          </wp:inline>
+        </w:drawing>
+      </w:r>
+    </w:p>
+    <w:p>
+      <w:pPr>
+        <w:spacing w:before="0" w:after="80"/>
+        <w:jc w:val="center"/>
+      </w:pPr>
+      <w:r>
+        <w:rPr>
+          <w:rFonts w:ascii="宋体" w:hAnsi="宋体" w:eastAsia="宋体"/>
+          <w:b w:val="0"/>
+          <w:sz w:val="24"/>
+        </w:rPr>
+        <w:t>项目名称：智慧校园助手（SRA2026）校务问答机器人</w:t>
+      </w:r>
+    </w:p>
+    <w:p>
+      <w:pPr>
+        <w:spacing w:before="0" w:after="80"/>
+        <w:jc w:val="center"/>
+      </w:pPr>
+      <w:r>
+        <w:rPr>
+          <w:rFonts w:ascii="宋体" w:hAnsi="宋体" w:eastAsia="宋体"/>
+          <w:b w:val="0"/>
+          <w:sz w:val="24"/>
+        </w:rPr>
+        <w:t>文档编号：SRA2026-SUM-V1.3</w:t>
+      </w:r>
+    </w:p>
+    <w:p>
+      <w:pPr>
+        <w:spacing w:before="0" w:after="80"/>
+        <w:jc w:val="center"/>
+      </w:pPr>
+      <w:r>
+        <w:rPr>
+          <w:rFonts w:ascii="宋体" w:hAnsi="宋体" w:eastAsia="宋体"/>
+          <w:b w:val="0"/>
+          <w:sz w:val="24"/>
+        </w:rPr>
+        <w:t>版本：V1.3</w:t>
+      </w:r>
+    </w:p>
+    <w:p>
+      <w:pPr>
+        <w:spacing w:before="0" w:after="80"/>
+        <w:jc w:val="center"/>
+      </w:pPr>
+      <w:r>
+        <w:rPr>
+          <w:rFonts w:ascii="宋体" w:hAnsi="宋体" w:eastAsia="宋体"/>
+          <w:b w:val="0"/>
+          <w:sz w:val="24"/>
+        </w:rPr>
+        <w:t>状态：基线定稿</w:t>
+      </w:r>
+    </w:p>
+    <w:p>
+      <w:pPr>
+        <w:spacing w:before="0" w:after="80"/>
+        <w:jc w:val="center"/>
+      </w:pPr>
+      <w:r>
+        <w:rPr>
+          <w:rFonts w:ascii="宋体" w:hAnsi="宋体" w:eastAsia="宋体"/>
+          <w:b w:val="0"/>
+          <w:sz w:val="24"/>
+        </w:rPr>
+        <w:t>编制日期：2026年5月30日</w:t>
+      </w:r>
+    </w:p>
+    <w:p>
+      <w:pPr>
+        <w:spacing w:before="0" w:after="80"/>
+        <w:jc w:val="center"/>
+      </w:pPr>
+      <w:r>
+        <w:rPr>
+          <w:rFonts w:ascii="宋体" w:hAnsi="宋体" w:eastAsia="宋体"/>
+          <w:b w:val="0"/>
+          <w:sz w:val="24"/>
+        </w:rPr>
+        <w:t>编制团队：SRA2026-G10 项目组</w:t>
+      </w:r>
+    </w:p>
+    <w:p>
+      <w:pPr>
+        <w:spacing w:before="0" w:after="0"/>
+        <w:jc w:val="center"/>
+      </w:pPr>
+      <w:r>
+        <w:rPr>
+          <w:rFonts w:ascii="宋体" w:hAnsi="宋体" w:eastAsia="宋体"/>
+          <w:b w:val="0"/>
+          <w:color w:val="666666"/>
+          <w:sz w:val="21"/>
+        </w:rPr>
+        <w:t>适用范围：软件需求工程课程项目交付文档</w:t>
+      </w:r>
+    </w:p>
+    <w:p>
+      <w:pPr>
+        <w:spacing w:before="480" w:after="0"/>
+        <w:jc w:val="center"/>
+      </w:pPr>
+      <w:r>
+        <w:rPr>
+          <w:rFonts w:ascii="宋体" w:hAnsi="宋体" w:eastAsia="宋体"/>
+          <w:b w:val="0"/>
+          <w:color w:val="666666"/>
+          <w:sz w:val="18"/>
+        </w:rPr>
+        <w:t>依据：SRS、RG、UG、UC、PT、设计、测试、评审与配置管理基线材料</w:t>
+      </w:r>
+    </w:p>
+    <w:p>
+      <w:pPr>
+        <w:spacing w:after="0"/>
+      </w:pPr>
+      <w:r>
+        <w:br w:type="page"/>
+      </w:r>
+    </w:p>
+    <w:p>
+      <w:pPr>
+        <w:pStyle w:val="Heading1"/>
       </w:pPr>
       <w:r>
         <w:rPr>
@@ -13,21 +216,6 @@
         <w:t xml:space="preserve">软件用户手册(SUM)</w:t>
       </w:r>
       <w:r>
-        <w:t xml:space="preserve"> V1.3</w:t>
-      </w:r>
-    </w:p>
-    <w:bookmarkStart w:id="35" w:name="软件用户手册sum---校务问答机器人"/>
-    <w:p>
-      <w:pPr>
-        <w:pStyle w:val="Heading1"/>
-      </w:pPr>
-      <w:r>
-        <w:rPr>
-          <w:rFonts w:hint="eastAsia"/>
-        </w:rPr>
-        <w:t xml:space="preserve">软件用户手册(SUM)</w:t>
-      </w:r>
-      <w:r>
         <w:t xml:space="preserve"> - </w:t>
       </w:r>
       <w:r>
@@ -37,6 +225,497 @@
         <w:t xml:space="preserve">校务问答机器人</w:t>
       </w:r>
     </w:p>
+    <w:p>
+      <w:pPr>
+        <w:pStyle w:val="FirstParagraph"/>
+      </w:pPr>
+      <w:r>
+        <w:rPr>
+          <w:rFonts w:hint="eastAsia"/>
+        </w:rPr>
+        <w:t xml:space="preserve">形成课程需求工程最终交付副本，固化验收、限制和移交说明。</w:t>
+      </w:r>
+    </w:p>
+    <w:bookmarkStart w:id="10" w:name="统一范围声明"/>
+    <w:p>
+      <w:pPr>
+        <w:pStyle w:val="FirstParagraph"/>
+      </w:pPr>
+      <w:r>
+        <w:rPr>
+          <w:rFonts w:hint="eastAsia"/>
+        </w:rPr>
+        <w:t xml:space="preserve">本文档服务于《软件需求分析原理与实践》课程原型与需求工程交付。系统以本地演示环境、课堂评审环境或受控校内测试环境为边界，不声明已经生产上线，不承诺正式</w:t>
+      </w:r>
+      <w:r>
+        <w:t xml:space="preserve"> SLA、7x24 </w:t>
+      </w:r>
+      <w:r>
+        <w:rPr>
+          <w:rFonts w:hint="eastAsia"/>
+        </w:rPr>
+        <w:t xml:space="preserve">服务、等保测评通过、真实教务系统对接或真实个人数据处理能力。</w:t>
+      </w:r>
+    </w:p>
+    <w:p>
+      <w:pPr>
+        <w:pStyle w:val="BodyText"/>
+      </w:pPr>
+      <w:r>
+        <w:rPr>
+          <w:rFonts w:hint="eastAsia"/>
+        </w:rPr>
+        <w:t xml:space="preserve">文档中的域名、账号、外部系统、联系方式和数据均为演示或占位。若未来进入学校正式建设流程，需要重新完成立项审批、安全评估、数据授权、接口联调、运维接管和上线验收。</w:t>
+      </w:r>
+    </w:p>
+    <w:bookmarkStart w:id="11" w:name="版本演进记录"/>
+    <w:bookmarkStart w:id="12" w:name="Xa8cf0ae5e27a5b5c02f37a0fe29933109bbec05"/>
+    <w:p>
+      <w:pPr>
+        <w:pStyle w:val="FirstParagraph"/>
+      </w:pPr>
+      <w:r>
+        <w:rPr>
+          <w:rFonts w:hint="eastAsia"/>
+        </w:rPr>
+        <w:t xml:space="preserve">校务问答机器人是用于课程需求验证的校园咨询原型。你可以用自然语言提问，系统会基于样例知识库和模拟数据返回回答。V1.0</w:t>
+      </w:r>
+      <w:r>
+        <w:t xml:space="preserve"> </w:t>
+      </w:r>
+      <w:r>
+        <w:rPr>
+          <w:rFonts w:hint="eastAsia"/>
+        </w:rPr>
+        <w:t xml:space="preserve">重点验证“能否用问答方式覆盖常见校务咨询流程”。</w:t>
+      </w:r>
+    </w:p>
+    <w:bookmarkStart w:id="13" w:name="X0a2e680988225977e60d1895e988a6f5e099dac"/>
+    <w:p>
+      <w:pPr>
+        <w:pStyle w:val="Compact"/>
+        <w:numPr>
+          <w:ilvl w:val="0"/>
+          <w:numId w:val="1001"/>
+        </w:numPr>
+      </w:pPr>
+      <w:r>
+        <w:rPr>
+          <w:rFonts w:hint="eastAsia"/>
+        </w:rPr>
+        <w:t xml:space="preserve">打开用户端本地地址。</w:t>
+      </w:r>
+    </w:p>
+    <w:p>
+      <w:pPr>
+        <w:pStyle w:val="Compact"/>
+        <w:numPr>
+          <w:ilvl w:val="0"/>
+          <w:numId w:val="1001"/>
+        </w:numPr>
+      </w:pPr>
+      <w:r>
+        <w:rPr>
+          <w:rFonts w:hint="eastAsia"/>
+        </w:rPr>
+        <w:t xml:space="preserve">使用演示账号登录，或以访客方式进入公开问答。</w:t>
+      </w:r>
+    </w:p>
+    <w:p>
+      <w:pPr>
+        <w:pStyle w:val="Compact"/>
+        <w:numPr>
+          <w:ilvl w:val="0"/>
+          <w:numId w:val="1001"/>
+        </w:numPr>
+      </w:pPr>
+      <w:r>
+        <w:rPr>
+          <w:rFonts w:hint="eastAsia"/>
+        </w:rPr>
+        <w:t xml:space="preserve">阅读回答，并根据需要继续追问或提交反馈。</w:t>
+      </w:r>
+    </w:p>
+    <w:bookmarkStart w:id="14" w:name="Xe736ecd9468b8a446ada4c5268c68fce21708a6"/>
+    <w:bookmarkStart w:id="15" w:name="X5463652b3b1df02845902d38a2da4934daa578d"/>
+    <w:bookmarkStart w:id="16" w:name="用户角色与访问边界"/>
+    <w:p>
+      <w:pPr>
+        <w:pStyle w:val="BodyText"/>
+      </w:pPr>
+      <w:r>
+        <w:rPr>
+          <w:rFonts w:hint="eastAsia"/>
+        </w:rPr>
+        <w:t xml:space="preserve">角色权限以课程原型演示为准。用户手册仅把核心演示角色写为可用，把家长和访客写为延后或受限。</w:t>
+      </w:r>
+    </w:p>
+    <w:bookmarkStart w:id="23" w:name="X641f685764109b7e64f0e214cb522adf450eab2"/>
+    <w:p>
+      <w:pPr>
+        <w:pStyle w:val="Heading3"/>
+      </w:pPr>
+      <w:r>
+        <w:t xml:space="preserve">5.1 </w:t>
+      </w:r>
+      <w:r>
+        <w:rPr>
+          <w:rFonts w:hint="eastAsia"/>
+        </w:rPr>
+        <w:t xml:space="preserve">学生</w:t>
+      </w:r>
+    </w:p>
+    <w:bookmarkStart w:id="18" w:name="Xf7706d9d9803810aa9b31bafd88537a7d094bf4"/>
+    <w:p>
+      <w:pPr>
+        <w:pStyle w:val="FirstParagraph"/>
+      </w:pPr>
+      <w:r>
+        <w:rPr>
+          <w:rFonts w:hint="eastAsia"/>
+        </w:rPr>
+        <w:t xml:space="preserve">教师可以演示授课安排、监考安排和政策查询。教师端不提供真实学生名单下载或真实成绩管理。</w:t>
+      </w:r>
+    </w:p>
+    <w:bookmarkStart w:id="19" w:name="X0cfc15af2a9a2f7d7cb638e9ef94b50c98a1a0f"/>
+    <w:p>
+      <w:pPr>
+        <w:pStyle w:val="FirstParagraph"/>
+      </w:pPr>
+      <w:r>
+        <w:rPr>
+          <w:rFonts w:hint="eastAsia"/>
+        </w:rPr>
+        <w:t xml:space="preserve">辅导员可以演示学生事务政策、学业预警样例和未命中问题跟进。学生信息为脱敏样例。</w:t>
+      </w:r>
+    </w:p>
+    <w:bookmarkStart w:id="20" w:name="Xa963fe081ab958126ca2414c51f8a6c53d4d156"/>
+    <w:p>
+      <w:pPr>
+        <w:pStyle w:val="FirstParagraph"/>
+      </w:pPr>
+      <w:r>
+        <w:rPr>
+          <w:rFonts w:hint="eastAsia"/>
+        </w:rPr>
+        <w:t xml:space="preserve">管理员可以进入管理后台维护知识库、查看反馈和处理未命中问题。管理员功能用于课程演示，操作会影响演示数据。</w:t>
+      </w:r>
+    </w:p>
+    <w:bookmarkStart w:id="21" w:name="X9e737837c64f42015afd5240047029d81ae9743"/>
+    <w:p>
+      <w:pPr>
+        <w:pStyle w:val="FirstParagraph"/>
+      </w:pPr>
+      <w:r>
+        <w:rPr>
+          <w:rFonts w:hint="eastAsia"/>
+        </w:rPr>
+        <w:t xml:space="preserve">家长为延后角色。V1.3</w:t>
+      </w:r>
+      <w:r>
+        <w:t xml:space="preserve"> </w:t>
+      </w:r>
+      <w:r>
+        <w:rPr>
+          <w:rFonts w:hint="eastAsia"/>
+        </w:rPr>
+        <w:t xml:space="preserve">仅说明未来可能的学生授权流程，不提供真实家长绑定、成绩查询、缴费查询或通知推送。</w:t>
+      </w:r>
+    </w:p>
+    <w:bookmarkStart w:id="22" w:name="Xac3ab78000e152c17523f776cdb20c6545d6fb8"/>
+    <w:p>
+      <w:pPr>
+        <w:pStyle w:val="FirstParagraph"/>
+      </w:pPr>
+      <w:r>
+        <w:rPr>
+          <w:rFonts w:hint="eastAsia"/>
+        </w:rPr>
+        <w:t xml:space="preserve">访客为受限角色。访客只能查看公开校园介绍、公开办事说明和招生类样例知识，不能查询课表、成绩、考试座位等个人数据。</w:t>
+      </w:r>
+    </w:p>
+    <w:bookmarkEnd w:id="23"/>
+    <w:bookmarkStart w:id="27" w:name="运维安全与已知问题"/>
+    <w:p>
+      <w:pPr>
+        <w:pStyle w:val="Heading3"/>
+      </w:pPr>
+      <w:r>
+        <w:rPr>
+          <w:rFonts w:hint="eastAsia"/>
+        </w:rPr>
+        <w:t xml:space="preserve">运维边界</w:t>
+      </w:r>
+    </w:p>
+    <w:bookmarkStart w:id="25" w:name="安全要求"/>
+    <w:bookmarkStart w:id="26" w:name="已知问题"/>
+    <w:p>
+      <w:pPr>
+        <w:pStyle w:val="BodyText"/>
+      </w:pPr>
+      <w:r>
+        <w:rPr>
+          <w:rFonts w:hint="eastAsia"/>
+        </w:rPr>
+        <w:t xml:space="preserve">软件用户手册</w:t>
+      </w:r>
+      <w:r>
+        <w:t xml:space="preserve"> </w:t>
+      </w:r>
+      <w:r>
+        <w:rPr>
+          <w:rFonts w:hint="eastAsia"/>
+        </w:rPr>
+        <w:t xml:space="preserve">已按上述边界描述，不包含生产上线承诺。</w:t>
+      </w:r>
+    </w:p>
+    <w:bookmarkEnd w:id="27"/>
+    <w:bookmarkStart w:id="28" w:name="X889178b7ddfe0920a5f81259657033738e2c9a7"/>
+    <w:p>
+      <w:pPr>
+        <w:pStyle w:val="Compact"/>
+        <w:numPr>
+          <w:ilvl w:val="0"/>
+          <w:numId w:val="1002"/>
+        </w:numPr>
+      </w:pPr>
+      <w:r>
+        <w:rPr>
+          <w:rFonts w:hint="eastAsia"/>
+        </w:rPr>
+        <w:t xml:space="preserve">本原型不需要你输入真实身份证号、银行卡号、真实家庭住址等敏感信息。</w:t>
+      </w:r>
+    </w:p>
+    <w:p>
+      <w:pPr>
+        <w:pStyle w:val="Compact"/>
+        <w:numPr>
+          <w:ilvl w:val="0"/>
+          <w:numId w:val="1002"/>
+        </w:numPr>
+      </w:pPr>
+      <w:r>
+        <w:rPr>
+          <w:rFonts w:hint="eastAsia"/>
+        </w:rPr>
+        <w:t xml:space="preserve">演示账号密码仅用于课程环境，不要复用个人真实密码。</w:t>
+      </w:r>
+    </w:p>
+    <w:p>
+      <w:pPr>
+        <w:pStyle w:val="Compact"/>
+        <w:numPr>
+          <w:ilvl w:val="0"/>
+          <w:numId w:val="1002"/>
+        </w:numPr>
+      </w:pPr>
+      <w:r>
+        <w:rPr>
+          <w:rFonts w:hint="eastAsia"/>
+        </w:rPr>
+        <w:t xml:space="preserve">访客和家长不能查询个人数据，若界面出现相关入口，应理解为需求占位或延后功能。</w:t>
+      </w:r>
+    </w:p>
+    <w:p>
+      <w:pPr>
+        <w:pStyle w:val="Compact"/>
+        <w:numPr>
+          <w:ilvl w:val="0"/>
+          <w:numId w:val="1002"/>
+        </w:numPr>
+      </w:pPr>
+      <w:r>
+        <w:rPr>
+          <w:rFonts w:hint="eastAsia"/>
+        </w:rPr>
+        <w:t xml:space="preserve">发现回答不准确时，通过反馈功能说明问题，不要自行修改他人数据。</w:t>
+      </w:r>
+    </w:p>
+    <w:bookmarkStart w:id="29" w:name="Xb3acebc1a36cd5c4018b43acef966ad9690e6a2"/>
+    <w:bookmarkStart w:id="33" w:name="X8801ea7a5df8009cd3ac3975f2eb907bcb43772"/>
+    <w:p>
+      <w:pPr>
+        <w:pStyle w:val="Heading3"/>
+      </w:pPr>
+      <w:r>
+        <w:t xml:space="preserve">8.1 </w:t>
+      </w:r>
+      <w:r>
+        <w:rPr>
+          <w:rFonts w:hint="eastAsia"/>
+        </w:rPr>
+        <w:t xml:space="preserve">学生演示流程</w:t>
+      </w:r>
+    </w:p>
+    <w:p>
+      <w:pPr>
+        <w:pStyle w:val="Compact"/>
+        <w:numPr>
+          <w:ilvl w:val="0"/>
+          <w:numId w:val="1003"/>
+        </w:numPr>
+      </w:pPr>
+      <w:r>
+        <w:rPr>
+          <w:rFonts w:hint="eastAsia"/>
+        </w:rPr>
+        <w:t xml:space="preserve">提问“今天有什么课”。</w:t>
+      </w:r>
+    </w:p>
+    <w:p>
+      <w:pPr>
+        <w:pStyle w:val="Compact"/>
+        <w:numPr>
+          <w:ilvl w:val="0"/>
+          <w:numId w:val="1003"/>
+        </w:numPr>
+      </w:pPr>
+      <w:r>
+        <w:rPr>
+          <w:rFonts w:hint="eastAsia"/>
+        </w:rPr>
+        <w:t xml:space="preserve">提问“这周有什么考试”。</w:t>
+      </w:r>
+    </w:p>
+    <w:p>
+      <w:pPr>
+        <w:pStyle w:val="Compact"/>
+        <w:numPr>
+          <w:ilvl w:val="0"/>
+          <w:numId w:val="1003"/>
+        </w:numPr>
+      </w:pPr>
+      <w:r>
+        <w:rPr>
+          <w:rFonts w:hint="eastAsia"/>
+        </w:rPr>
+        <w:t xml:space="preserve">提问“怎么申请国家奖学金”。</w:t>
+      </w:r>
+    </w:p>
+    <w:p>
+      <w:pPr>
+        <w:pStyle w:val="Compact"/>
+        <w:numPr>
+          <w:ilvl w:val="0"/>
+          <w:numId w:val="1003"/>
+        </w:numPr>
+      </w:pPr>
+      <w:r>
+        <w:rPr>
+          <w:rFonts w:hint="eastAsia"/>
+        </w:rPr>
+        <w:t xml:space="preserve">对任一回答提交反馈。</w:t>
+      </w:r>
+    </w:p>
+    <w:bookmarkStart w:id="31" w:name="X2365a952f9fc7ea03f7bc2928d915a4184480fb"/>
+    <w:p>
+      <w:pPr>
+        <w:pStyle w:val="Compact"/>
+        <w:numPr>
+          <w:ilvl w:val="0"/>
+          <w:numId w:val="1004"/>
+        </w:numPr>
+      </w:pPr>
+      <w:r>
+        <w:rPr>
+          <w:rFonts w:hint="eastAsia"/>
+        </w:rPr>
+        <w:t xml:space="preserve">登录管理后台。</w:t>
+      </w:r>
+    </w:p>
+    <w:p>
+      <w:pPr>
+        <w:pStyle w:val="Compact"/>
+        <w:numPr>
+          <w:ilvl w:val="0"/>
+          <w:numId w:val="1004"/>
+        </w:numPr>
+      </w:pPr>
+      <w:r>
+        <w:rPr>
+          <w:rFonts w:hint="eastAsia"/>
+        </w:rPr>
+        <w:t xml:space="preserve">查看知识库列表。</w:t>
+      </w:r>
+    </w:p>
+    <w:p>
+      <w:pPr>
+        <w:pStyle w:val="Compact"/>
+        <w:numPr>
+          <w:ilvl w:val="0"/>
+          <w:numId w:val="1004"/>
+        </w:numPr>
+      </w:pPr>
+      <w:r>
+        <w:rPr>
+          <w:rFonts w:hint="eastAsia"/>
+        </w:rPr>
+        <w:t xml:space="preserve">查看未命中问题。</w:t>
+      </w:r>
+    </w:p>
+    <w:p>
+      <w:pPr>
+        <w:pStyle w:val="Compact"/>
+        <w:numPr>
+          <w:ilvl w:val="0"/>
+          <w:numId w:val="1004"/>
+        </w:numPr>
+      </w:pPr>
+      <w:r>
+        <w:rPr>
+          <w:rFonts w:hint="eastAsia"/>
+        </w:rPr>
+        <w:t xml:space="preserve">查看统计样例。</w:t>
+      </w:r>
+    </w:p>
+    <w:bookmarkStart w:id="32" w:name="Xbaf23c0db5297b5455db438468ab8cee102ff6b"/>
+    <w:p>
+      <w:pPr>
+        <w:pStyle w:val="Compact"/>
+        <w:numPr>
+          <w:ilvl w:val="0"/>
+          <w:numId w:val="1005"/>
+        </w:numPr>
+      </w:pPr>
+      <w:r>
+        <w:rPr>
+          <w:rFonts w:hint="eastAsia"/>
+        </w:rPr>
+        <w:t xml:space="preserve">以访客方式进入。</w:t>
+      </w:r>
+    </w:p>
+    <w:p>
+      <w:pPr>
+        <w:pStyle w:val="Compact"/>
+        <w:numPr>
+          <w:ilvl w:val="0"/>
+          <w:numId w:val="1005"/>
+        </w:numPr>
+      </w:pPr>
+      <w:r>
+        <w:rPr>
+          <w:rFonts w:hint="eastAsia"/>
+        </w:rPr>
+        <w:t xml:space="preserve">查询“图书馆开放时间”或“学校有哪些专业”。</w:t>
+      </w:r>
+    </w:p>
+    <w:p>
+      <w:pPr>
+        <w:pStyle w:val="Compact"/>
+        <w:numPr>
+          <w:ilvl w:val="0"/>
+          <w:numId w:val="1005"/>
+        </w:numPr>
+      </w:pPr>
+      <w:r>
+        <w:rPr>
+          <w:rFonts w:hint="eastAsia"/>
+        </w:rPr>
+        <w:t xml:space="preserve">系统应提示需要登录或无权访问，且不返回个人数据。</w:t>
+      </w:r>
+    </w:p>
+    <w:bookmarkEnd w:id="33"/>
+    <w:bookmarkStart w:id="34" w:name="v13-最终交付确认"/>
     <w:tbl>
       <w:tblPr>
         <w:tblStyle w:val="Table"/>
@@ -61,6 +740,278 @@
               <w:rPr>
                 <w:rFonts w:hint="eastAsia"/>
               </w:rPr>
+              <w:t xml:space="preserve">检查项</w:t>
+            </w:r>
+          </w:p>
+        </w:tc>
+        <w:tc>
+          <w:tcPr/>
+          <w:p>
+            <w:pPr>
+              <w:pStyle w:val="Compact"/>
+            </w:pPr>
+            <w:r>
+              <w:rPr>
+                <w:rFonts w:hint="eastAsia"/>
+              </w:rPr>
+              <w:t xml:space="preserve">结果</w:t>
+            </w:r>
+          </w:p>
+        </w:tc>
+      </w:tr>
+      <w:tr>
+        <w:tc>
+          <w:tcPr/>
+          <w:p>
+            <w:pPr>
+              <w:pStyle w:val="Compact"/>
+            </w:pPr>
+            <w:r>
+              <w:rPr>
+                <w:rFonts w:hint="eastAsia"/>
+              </w:rPr>
+              <w:t xml:space="preserve">统一元信息已补齐</w:t>
+            </w:r>
+          </w:p>
+        </w:tc>
+        <w:tc>
+          <w:tcPr/>
+          <w:p>
+            <w:pPr>
+              <w:pStyle w:val="Compact"/>
+            </w:pPr>
+            <w:r>
+              <w:rPr>
+                <w:rFonts w:hint="eastAsia"/>
+              </w:rPr>
+              <w:t xml:space="preserve">通过</w:t>
+            </w:r>
+          </w:p>
+        </w:tc>
+      </w:tr>
+      <w:tr>
+        <w:tc>
+          <w:tcPr/>
+          <w:p>
+            <w:pPr>
+              <w:pStyle w:val="Compact"/>
+            </w:pPr>
+            <w:r>
+              <w:t xml:space="preserve">V1.0 </w:t>
+            </w:r>
+            <w:r>
+              <w:rPr>
+                <w:rFonts w:hint="eastAsia"/>
+              </w:rPr>
+              <w:t xml:space="preserve">至</w:t>
+            </w:r>
+            <w:r>
+              <w:t xml:space="preserve"> V1.3 </w:t>
+            </w:r>
+            <w:r>
+              <w:rPr>
+                <w:rFonts w:hint="eastAsia"/>
+              </w:rPr>
+              <w:t xml:space="preserve">版本链连续</w:t>
+            </w:r>
+          </w:p>
+        </w:tc>
+        <w:tc>
+          <w:tcPr/>
+          <w:p>
+            <w:pPr>
+              <w:pStyle w:val="Compact"/>
+            </w:pPr>
+            <w:r>
+              <w:rPr>
+                <w:rFonts w:hint="eastAsia"/>
+              </w:rPr>
+              <w:t xml:space="preserve">通过</w:t>
+            </w:r>
+          </w:p>
+        </w:tc>
+      </w:tr>
+      <w:tr>
+        <w:tc>
+          <w:tcPr/>
+          <w:p>
+            <w:pPr>
+              <w:pStyle w:val="Compact"/>
+            </w:pPr>
+            <w:r>
+              <w:rPr>
+                <w:rFonts w:hint="eastAsia"/>
+              </w:rPr>
+              <w:t xml:space="preserve">课程原型/需求工程交付范围已声明</w:t>
+            </w:r>
+          </w:p>
+        </w:tc>
+        <w:tc>
+          <w:tcPr/>
+          <w:p>
+            <w:pPr>
+              <w:pStyle w:val="Compact"/>
+            </w:pPr>
+            <w:r>
+              <w:rPr>
+                <w:rFonts w:hint="eastAsia"/>
+              </w:rPr>
+              <w:t xml:space="preserve">通过</w:t>
+            </w:r>
+          </w:p>
+        </w:tc>
+      </w:tr>
+      <w:tr>
+        <w:tc>
+          <w:tcPr/>
+          <w:p>
+            <w:pPr>
+              <w:pStyle w:val="Compact"/>
+            </w:pPr>
+            <w:r>
+              <w:rPr>
+                <w:rFonts w:hint="eastAsia"/>
+              </w:rPr>
+              <w:t xml:space="preserve">生产上线、7x24、等保、真实接口等夸大表述已收敛</w:t>
+            </w:r>
+          </w:p>
+        </w:tc>
+        <w:tc>
+          <w:tcPr/>
+          <w:p>
+            <w:pPr>
+              <w:pStyle w:val="Compact"/>
+            </w:pPr>
+            <w:r>
+              <w:rPr>
+                <w:rFonts w:hint="eastAsia"/>
+              </w:rPr>
+              <w:t xml:space="preserve">通过</w:t>
+            </w:r>
+          </w:p>
+        </w:tc>
+      </w:tr>
+      <w:tr>
+        <w:tc>
+          <w:tcPr/>
+          <w:p>
+            <w:pPr>
+              <w:pStyle w:val="Compact"/>
+            </w:pPr>
+            <w:r>
+              <w:rPr>
+                <w:rFonts w:hint="eastAsia"/>
+              </w:rPr>
+              <w:t xml:space="preserve">家长/访客能力已标记为延后或受限</w:t>
+            </w:r>
+          </w:p>
+        </w:tc>
+        <w:tc>
+          <w:tcPr/>
+          <w:p>
+            <w:pPr>
+              <w:pStyle w:val="Compact"/>
+            </w:pPr>
+            <w:r>
+              <w:rPr>
+                <w:rFonts w:hint="eastAsia"/>
+              </w:rPr>
+              <w:t xml:space="preserve">通过</w:t>
+            </w:r>
+          </w:p>
+        </w:tc>
+      </w:tr>
+      <w:tr>
+        <w:tc>
+          <w:tcPr/>
+          <w:p>
+            <w:pPr>
+              <w:pStyle w:val="Compact"/>
+            </w:pPr>
+            <w:r>
+              <w:rPr>
+                <w:rFonts w:hint="eastAsia"/>
+              </w:rPr>
+              <w:t xml:space="preserve">运维、安全、已知问题和最终移交说明已补充</w:t>
+            </w:r>
+          </w:p>
+        </w:tc>
+        <w:tc>
+          <w:tcPr/>
+          <w:p>
+            <w:pPr>
+              <w:pStyle w:val="Compact"/>
+            </w:pPr>
+            <w:r>
+              <w:rPr>
+                <w:rFonts w:hint="eastAsia"/>
+              </w:rPr>
+              <w:t xml:space="preserve">通过</w:t>
+            </w:r>
+          </w:p>
+        </w:tc>
+      </w:tr>
+    </w:tbl>
+    <w:p>
+      <w:pPr>
+        <w:pStyle w:val="BodyText"/>
+      </w:pPr>
+      <w:r>
+        <w:rPr>
+          <w:rFonts w:hint="eastAsia"/>
+        </w:rPr>
+        <w:t xml:space="preserve">《软件用户手册(SUM)》V1.3</w:t>
+      </w:r>
+      <w:r>
+        <w:t xml:space="preserve"> </w:t>
+      </w:r>
+      <w:r>
+        <w:rPr>
+          <w:rFonts w:hint="eastAsia"/>
+        </w:rPr>
+        <w:t xml:space="preserve">为最终交付副本。不带版本号的同名正式文件与本版本内容一致，用于课程归档和评审查阅。</w:t>
+      </w:r>
+    </w:p>
+    <w:bookmarkEnd w:id="35"/>
+    <w:p>
+      <w:pPr>
+        <w:pStyle w:val="Title"/>
+      </w:pPr>
+      <w:r>
+        <w:rPr>
+          <w:rFonts w:hint="eastAsia"/>
+        </w:rPr>
+        <w:t xml:space="preserve">软件用户手册(SUM)</w:t>
+      </w:r>
+      <w:r>
+        <w:t xml:space="preserve"> V1.3</w:t>
+      </w:r>
+    </w:p>
+    <w:bookmarkStart w:id="35" w:name="软件用户手册sum---校务问答机器人"/>
+    <w:tbl>
+      <w:tblPr>
+        <w:tblStyle w:val="Table"/>
+        <w:tblW w:type="auto" w:w="0"/>
+        <w:tblLook w:firstRow="1" w:lastRow="0" w:firstColumn="0" w:lastColumn="0" w:noHBand="0" w:noVBand="0" w:val="0020"/>
+      </w:tblPr>
+      <w:tblGrid>
+        <w:gridCol w:w="3960"/>
+        <w:gridCol w:w="3960"/>
+      </w:tblGrid>
+      <w:tr>
+        <w:trPr>
+          <w:tblHeader w:val="on"/>
+        </w:trPr>
+        <w:tc>
+          <w:tcPr/>
+          <w:p>
+            <w:pPr>
+              <w:pStyle w:val="Compact"/>
+            </w:pPr>
+            <w:r>
+              <w:rPr>
+                <w:rFonts w:hint="eastAsia"/>
+              </w:rPr>
               <w:t xml:space="preserve">元信息项</w:t>
             </w:r>
           </w:p>
@@ -459,19 +1410,7 @@
         <w:t xml:space="preserve">版本定位</w:t>
       </w:r>
     </w:p>
-    <w:p>
-      <w:pPr>
-        <w:pStyle w:val="FirstParagraph"/>
-      </w:pPr>
-      <w:r>
-        <w:rPr>
-          <w:rFonts w:hint="eastAsia"/>
-        </w:rPr>
-        <w:t xml:space="preserve">形成课程需求工程最终交付副本，固化验收、限制和移交说明。</w:t>
-      </w:r>
-    </w:p>
     <w:bookmarkEnd w:id="9"/>
-    <w:bookmarkStart w:id="10" w:name="统一范围声明"/>
     <w:p>
       <w:pPr>
         <w:pStyle w:val="Heading2"/>
@@ -483,39 +1422,7 @@
         <w:t xml:space="preserve">统一范围声明</w:t>
       </w:r>
     </w:p>
-    <w:p>
-      <w:pPr>
-        <w:pStyle w:val="FirstParagraph"/>
-      </w:pPr>
-      <w:r>
-        <w:rPr>
-          <w:rFonts w:hint="eastAsia"/>
-        </w:rPr>
-        <w:t xml:space="preserve">本文档服务于《软件需求分析原理与实践》课程原型与需求工程交付。系统以本地演示环境、课堂评审环境或受控校内测试环境为边界，不声明已经生产上线，不承诺正式</w:t>
-      </w:r>
-      <w:r>
-        <w:t xml:space="preserve"> SLA、7x24 </w:t>
-      </w:r>
-      <w:r>
-        <w:rPr>
-          <w:rFonts w:hint="eastAsia"/>
-        </w:rPr>
-        <w:t xml:space="preserve">服务、等保测评通过、真实教务系统对接或真实个人数据处理能力。</w:t>
-      </w:r>
-    </w:p>
-    <w:p>
-      <w:pPr>
-        <w:pStyle w:val="BodyText"/>
-      </w:pPr>
-      <w:r>
-        <w:rPr>
-          <w:rFonts w:hint="eastAsia"/>
-        </w:rPr>
-        <w:t xml:space="preserve">文档中的域名、账号、外部系统、联系方式和数据均为演示或占位。若未来进入学校正式建设流程，需要重新完成立项审批、安全评估、数据授权、接口联调、运维接管和上线验收。</w:t>
-      </w:r>
-    </w:p>
     <w:bookmarkEnd w:id="10"/>
-    <w:bookmarkStart w:id="11" w:name="版本演进记录"/>
     <w:p>
       <w:pPr>
         <w:pStyle w:val="Heading2"/>
@@ -810,7 +1717,6 @@
       </w:tr>
     </w:tbl>
     <w:bookmarkEnd w:id="11"/>
-    <w:bookmarkStart w:id="12" w:name="Xa8cf0ae5e27a5b5c02f37a0fe29933109bbec05"/>
     <w:p>
       <w:pPr>
         <w:pStyle w:val="Heading2"/>
@@ -825,28 +1731,7 @@
         <w:t xml:space="preserve">欢迎使用</w:t>
       </w:r>
     </w:p>
-    <w:p>
-      <w:pPr>
-        <w:pStyle w:val="FirstParagraph"/>
-      </w:pPr>
-      <w:r>
-        <w:rPr>
-          <w:rFonts w:hint="eastAsia"/>
-        </w:rPr>
-        <w:t xml:space="preserve">校务问答机器人是用于课程需求验证的校园咨询原型。你可以用自然语言提问，系统会基于样例知识库和模拟数据返回回答。V1.0</w:t>
-      </w:r>
-      <w:r>
-        <w:t xml:space="preserve"> </w:t>
-      </w:r>
-      <w:r>
-        <w:rPr>
-          <w:rFonts w:hint="eastAsia"/>
-        </w:rPr>
-        <w:t xml:space="preserve">重点验证“能否用问答方式覆盖常见校务咨询流程”。</w:t>
-      </w:r>
-    </w:p>
     <w:bookmarkEnd w:id="12"/>
-    <w:bookmarkStart w:id="13" w:name="X0a2e680988225977e60d1895e988a6f5e099dac"/>
     <w:p>
       <w:pPr>
         <w:pStyle w:val="Heading2"/>
@@ -873,56 +1758,10 @@
         <w:rPr>
           <w:rFonts w:hint="eastAsia"/>
         </w:rPr>
-        <w:t xml:space="preserve">打开用户端本地地址。</w:t>
-      </w:r>
-    </w:p>
-    <w:p>
-      <w:pPr>
-        <w:pStyle w:val="Compact"/>
-        <w:numPr>
-          <w:ilvl w:val="0"/>
-          <w:numId w:val="1001"/>
-        </w:numPr>
-      </w:pPr>
-      <w:r>
-        <w:rPr>
-          <w:rFonts w:hint="eastAsia"/>
-        </w:rPr>
-        <w:t xml:space="preserve">使用演示账号登录，或以访客方式进入公开问答。</w:t>
-      </w:r>
-    </w:p>
-    <w:p>
-      <w:pPr>
-        <w:pStyle w:val="Compact"/>
-        <w:numPr>
-          <w:ilvl w:val="0"/>
-          <w:numId w:val="1001"/>
-        </w:numPr>
-      </w:pPr>
-      <w:r>
-        <w:rPr>
-          <w:rFonts w:hint="eastAsia"/>
-        </w:rPr>
         <w:t xml:space="preserve">在输入框输入问题。</w:t>
       </w:r>
     </w:p>
-    <w:p>
-      <w:pPr>
-        <w:pStyle w:val="Compact"/>
-        <w:numPr>
-          <w:ilvl w:val="0"/>
-          <w:numId w:val="1001"/>
-        </w:numPr>
-      </w:pPr>
-      <w:r>
-        <w:rPr>
-          <w:rFonts w:hint="eastAsia"/>
-        </w:rPr>
-        <w:t xml:space="preserve">阅读回答，并根据需要继续追问或提交反馈。</w:t>
-      </w:r>
-    </w:p>
     <w:bookmarkEnd w:id="13"/>
-    <w:bookmarkStart w:id="14" w:name="Xe736ecd9468b8a446ada4c5268c68fce21708a6"/>
     <w:p>
       <w:pPr>
         <w:pStyle w:val="Heading2"/>
@@ -1261,7 +2100,6 @@
       </w:tr>
     </w:tbl>
     <w:bookmarkEnd w:id="14"/>
-    <w:bookmarkStart w:id="15" w:name="X5463652b3b1df02845902d38a2da4934daa578d"/>
     <w:p>
       <w:pPr>
         <w:pStyle w:val="Heading2"/>
@@ -1441,7 +2279,6 @@
       </w:tr>
     </w:tbl>
     <w:bookmarkEnd w:id="15"/>
-    <w:bookmarkStart w:id="16" w:name="用户角色与访问边界"/>
     <w:p>
       <w:pPr>
         <w:pStyle w:val="Heading2"/>
@@ -1881,19 +2718,7 @@
         </w:tc>
       </w:tr>
     </w:tbl>
-    <w:p>
-      <w:pPr>
-        <w:pStyle w:val="BodyText"/>
-      </w:pPr>
-      <w:r>
-        <w:rPr>
-          <w:rFonts w:hint="eastAsia"/>
-        </w:rPr>
-        <w:t xml:space="preserve">角色权限以课程原型演示为准。用户手册仅把核心演示角色写为可用，把家长和访客写为延后或受限。</w:t>
-      </w:r>
-    </w:p>
     <w:bookmarkEnd w:id="16"/>
-    <w:bookmarkStart w:id="23" w:name="X641f685764109b7e64f0e214cb522adf450eab2"/>
     <w:p>
       <w:pPr>
         <w:pStyle w:val="Heading2"/>
@@ -1911,18 +2736,103 @@
     <w:bookmarkStart w:id="17" w:name="X5e1216e0e562c154e0e0c6fd35c6d34dbc53dff"/>
     <w:p>
       <w:pPr>
+        <w:pStyle w:val="FirstParagraph"/>
+      </w:pPr>
+      <w:r>
+        <w:rPr>
+          <w:rFonts w:hint="eastAsia"/>
+        </w:rPr>
+        <w:t xml:space="preserve">学生可以演示课表、考试、成绩样例和办事流程查询。所有个人结果均来自模拟数据，不能作为真实办理依据。</w:t>
+      </w:r>
+    </w:p>
+    <w:bookmarkEnd w:id="17"/>
+    <w:p>
+      <w:pPr>
         <w:pStyle w:val="Heading3"/>
       </w:pPr>
       <w:r>
-        <w:t xml:space="preserve">5.1 </w:t>
-      </w:r>
-      <w:r>
-        <w:rPr>
-          <w:rFonts w:hint="eastAsia"/>
-        </w:rPr>
-        <w:t xml:space="preserve">学生</w:t>
-      </w:r>
-    </w:p>
+        <w:t xml:space="preserve">5.2 </w:t>
+      </w:r>
+      <w:r>
+        <w:rPr>
+          <w:rFonts w:hint="eastAsia"/>
+        </w:rPr>
+        <w:t xml:space="preserve">教师</w:t>
+      </w:r>
+    </w:p>
+    <w:bookmarkEnd w:id="18"/>
+    <w:p>
+      <w:pPr>
+        <w:pStyle w:val="Heading3"/>
+      </w:pPr>
+      <w:r>
+        <w:t xml:space="preserve">5.3 </w:t>
+      </w:r>
+      <w:r>
+        <w:rPr>
+          <w:rFonts w:hint="eastAsia"/>
+        </w:rPr>
+        <w:t xml:space="preserve">辅导员</w:t>
+      </w:r>
+    </w:p>
+    <w:bookmarkEnd w:id="19"/>
+    <w:p>
+      <w:pPr>
+        <w:pStyle w:val="Heading3"/>
+      </w:pPr>
+      <w:r>
+        <w:t xml:space="preserve">5.4 </w:t>
+      </w:r>
+      <w:r>
+        <w:rPr>
+          <w:rFonts w:hint="eastAsia"/>
+        </w:rPr>
+        <w:t xml:space="preserve">管理员</w:t>
+      </w:r>
+    </w:p>
+    <w:bookmarkEnd w:id="20"/>
+    <w:p>
+      <w:pPr>
+        <w:pStyle w:val="Heading3"/>
+      </w:pPr>
+      <w:r>
+        <w:t xml:space="preserve">5.5 </w:t>
+      </w:r>
+      <w:r>
+        <w:rPr>
+          <w:rFonts w:hint="eastAsia"/>
+        </w:rPr>
+        <w:t xml:space="preserve">家长</w:t>
+      </w:r>
+    </w:p>
+    <w:bookmarkEnd w:id="21"/>
+    <w:p>
+      <w:pPr>
+        <w:pStyle w:val="Heading3"/>
+      </w:pPr>
+      <w:r>
+        <w:t xml:space="preserve">5.6 </w:t>
+      </w:r>
+      <w:r>
+        <w:rPr>
+          <w:rFonts w:hint="eastAsia"/>
+        </w:rPr>
+        <w:t xml:space="preserve">访客</w:t>
+      </w:r>
+    </w:p>
+    <w:bookmarkEnd w:id="22"/>
+    <w:p>
+      <w:pPr>
+        <w:pStyle w:val="Heading2"/>
+      </w:pPr>
+      <w:r>
+        <w:rPr>
+          <w:rFonts w:hint="eastAsia"/>
+        </w:rPr>
+        <w:t xml:space="preserve">运维、安全与已知问题</w:t>
+      </w:r>
+    </w:p>
+    <w:bookmarkStart w:id="24" w:name="运维边界"/>
     <w:p>
       <w:pPr>
         <w:pStyle w:val="FirstParagraph"/>
@@ -1931,115 +2841,16 @@
         <w:rPr>
           <w:rFonts w:hint="eastAsia"/>
         </w:rPr>
-        <w:t xml:space="preserve">学生可以演示课表、考试、成绩样例和办事流程查询。所有个人结果均来自模拟数据，不能作为真实办理依据。</w:t>
-      </w:r>
-    </w:p>
-    <w:bookmarkEnd w:id="17"/>
-    <w:bookmarkStart w:id="18" w:name="Xf7706d9d9803810aa9b31bafd88537a7d094bf4"/>
-    <w:p>
-      <w:pPr>
-        <w:pStyle w:val="Heading3"/>
-      </w:pPr>
-      <w:r>
-        <w:t xml:space="preserve">5.2 </w:t>
-      </w:r>
-      <w:r>
-        <w:rPr>
-          <w:rFonts w:hint="eastAsia"/>
-        </w:rPr>
-        <w:t xml:space="preserve">教师</w:t>
-      </w:r>
-    </w:p>
-    <w:p>
-      <w:pPr>
-        <w:pStyle w:val="FirstParagraph"/>
-      </w:pPr>
-      <w:r>
-        <w:rPr>
-          <w:rFonts w:hint="eastAsia"/>
-        </w:rPr>
-        <w:t xml:space="preserve">教师可以演示授课安排、监考安排和政策查询。教师端不提供真实学生名单下载或真实成绩管理。</w:t>
-      </w:r>
-    </w:p>
-    <w:bookmarkEnd w:id="18"/>
-    <w:bookmarkStart w:id="19" w:name="X0cfc15af2a9a2f7d7cb638e9ef94b50c98a1a0f"/>
-    <w:p>
-      <w:pPr>
-        <w:pStyle w:val="Heading3"/>
-      </w:pPr>
-      <w:r>
-        <w:t xml:space="preserve">5.3 </w:t>
-      </w:r>
-      <w:r>
-        <w:rPr>
-          <w:rFonts w:hint="eastAsia"/>
-        </w:rPr>
-        <w:t xml:space="preserve">辅导员</w:t>
-      </w:r>
-    </w:p>
-    <w:p>
-      <w:pPr>
-        <w:pStyle w:val="FirstParagraph"/>
-      </w:pPr>
-      <w:r>
-        <w:rPr>
-          <w:rFonts w:hint="eastAsia"/>
-        </w:rPr>
-        <w:t xml:space="preserve">辅导员可以演示学生事务政策、学业预警样例和未命中问题跟进。学生信息为脱敏样例。</w:t>
-      </w:r>
-    </w:p>
-    <w:bookmarkEnd w:id="19"/>
-    <w:bookmarkStart w:id="20" w:name="Xa963fe081ab958126ca2414c51f8a6c53d4d156"/>
-    <w:p>
-      <w:pPr>
-        <w:pStyle w:val="Heading3"/>
-      </w:pPr>
-      <w:r>
-        <w:t xml:space="preserve">5.4 </w:t>
-      </w:r>
-      <w:r>
-        <w:rPr>
-          <w:rFonts w:hint="eastAsia"/>
-        </w:rPr>
-        <w:t xml:space="preserve">管理员</w:t>
-      </w:r>
-    </w:p>
-    <w:p>
-      <w:pPr>
-        <w:pStyle w:val="FirstParagraph"/>
-      </w:pPr>
-      <w:r>
-        <w:rPr>
-          <w:rFonts w:hint="eastAsia"/>
-        </w:rPr>
-        <w:t xml:space="preserve">管理员可以进入管理后台维护知识库、查看反馈和处理未命中问题。管理员功能用于课程演示，操作会影响演示数据。</w:t>
-      </w:r>
-    </w:p>
-    <w:bookmarkEnd w:id="20"/>
-    <w:bookmarkStart w:id="21" w:name="X9e737837c64f42015afd5240047029d81ae9743"/>
-    <w:p>
-      <w:pPr>
-        <w:pStyle w:val="Heading3"/>
-      </w:pPr>
-      <w:r>
-        <w:t xml:space="preserve">5.5 </w:t>
-      </w:r>
-      <w:r>
-        <w:rPr>
-          <w:rFonts w:hint="eastAsia"/>
-        </w:rPr>
-        <w:t xml:space="preserve">家长</w:t>
-      </w:r>
-    </w:p>
-    <w:p>
-      <w:pPr>
-        <w:pStyle w:val="FirstParagraph"/>
-      </w:pPr>
-      <w:r>
-        <w:rPr>
-          <w:rFonts w:hint="eastAsia"/>
-        </w:rPr>
-        <w:t xml:space="preserve">家长为延后角色。V1.3</w:t>
+        <w:t xml:space="preserve">本交付支持本地或课堂评审环境运行，推荐一台开发机同时运行后端、用户前端和管理前端。数据库默认使用演示</w:t>
+      </w:r>
+      <w:r>
+        <w:t xml:space="preserve"> SQLite </w:t>
+      </w:r>
+      <w:r>
+        <w:rPr>
+          <w:rFonts w:hint="eastAsia"/>
+        </w:rPr>
+        <w:t xml:space="preserve">文件；如采用</w:t>
       </w:r>
       <w:r>
         <w:t xml:space="preserve"> </w:t>
@@ -2048,93 +2859,10 @@
         <w:rPr>
           <w:rFonts w:hint="eastAsia"/>
         </w:rPr>
-        <w:t xml:space="preserve">仅说明未来可能的学生授权流程，不提供真实家长绑定、成绩查询、缴费查询或通知推送。</w:t>
-      </w:r>
-    </w:p>
-    <w:bookmarkEnd w:id="21"/>
-    <w:bookmarkStart w:id="22" w:name="Xac3ab78000e152c17523f776cdb20c6545d6fb8"/>
-    <w:p>
-      <w:pPr>
-        <w:pStyle w:val="Heading3"/>
-      </w:pPr>
-      <w:r>
-        <w:t xml:space="preserve">5.6 </w:t>
-      </w:r>
-      <w:r>
-        <w:rPr>
-          <w:rFonts w:hint="eastAsia"/>
-        </w:rPr>
-        <w:t xml:space="preserve">访客</w:t>
-      </w:r>
-    </w:p>
-    <w:p>
-      <w:pPr>
-        <w:pStyle w:val="FirstParagraph"/>
-      </w:pPr>
-      <w:r>
-        <w:rPr>
-          <w:rFonts w:hint="eastAsia"/>
-        </w:rPr>
-        <w:t xml:space="preserve">访客为受限角色。访客只能查看公开校园介绍、公开办事说明和招生类样例知识，不能查询课表、成绩、考试座位等个人数据。</w:t>
-      </w:r>
-    </w:p>
-    <w:bookmarkEnd w:id="22"/>
-    <w:bookmarkEnd w:id="23"/>
-    <w:bookmarkStart w:id="27" w:name="运维安全与已知问题"/>
-    <w:p>
-      <w:pPr>
-        <w:pStyle w:val="Heading2"/>
-      </w:pPr>
-      <w:r>
-        <w:rPr>
-          <w:rFonts w:hint="eastAsia"/>
-        </w:rPr>
-        <w:t xml:space="preserve">运维、安全与已知问题</w:t>
-      </w:r>
-    </w:p>
-    <w:bookmarkStart w:id="24" w:name="运维边界"/>
-    <w:p>
-      <w:pPr>
-        <w:pStyle w:val="Heading3"/>
-      </w:pPr>
-      <w:r>
-        <w:rPr>
-          <w:rFonts w:hint="eastAsia"/>
-        </w:rPr>
-        <w:t xml:space="preserve">运维边界</w:t>
-      </w:r>
-    </w:p>
-    <w:p>
-      <w:pPr>
-        <w:pStyle w:val="FirstParagraph"/>
-      </w:pPr>
-      <w:r>
-        <w:rPr>
-          <w:rFonts w:hint="eastAsia"/>
-        </w:rPr>
-        <w:t xml:space="preserve">本交付支持本地或课堂评审环境运行，推荐一台开发机同时运行后端、用户前端和管理前端。数据库默认使用演示</w:t>
-      </w:r>
-      <w:r>
-        <w:t xml:space="preserve"> SQLite </w:t>
-      </w:r>
-      <w:r>
-        <w:rPr>
-          <w:rFonts w:hint="eastAsia"/>
-        </w:rPr>
-        <w:t xml:space="preserve">文件；如采用</w:t>
-      </w:r>
-      <w:r>
-        <w:t xml:space="preserve"> </w:t>
-      </w:r>
-      <w:r>
-        <w:rPr>
-          <w:rFonts w:hint="eastAsia"/>
-        </w:rPr>
         <w:t xml:space="preserve">MySQL，仅作为兼容性验证，不代表正式生产部署。</w:t>
       </w:r>
     </w:p>
     <w:bookmarkEnd w:id="24"/>
-    <w:bookmarkStart w:id="25" w:name="安全要求"/>
     <w:p>
       <w:pPr>
         <w:pStyle w:val="Heading3"/>
@@ -2362,7 +3090,6 @@
       </w:tr>
     </w:tbl>
     <w:bookmarkEnd w:id="25"/>
-    <w:bookmarkStart w:id="26" w:name="已知问题"/>
     <w:p>
       <w:pPr>
         <w:pStyle w:val="Heading3"/>
@@ -2747,29 +3474,7 @@
         </w:tc>
       </w:tr>
     </w:tbl>
-    <w:p>
-      <w:pPr>
-        <w:pStyle w:val="BodyText"/>
-      </w:pPr>
-      <w:r>
-        <w:rPr>
-          <w:rFonts w:hint="eastAsia"/>
-        </w:rPr>
-        <w:t xml:space="preserve">软件用户手册</w:t>
-      </w:r>
-      <w:r>
-        <w:t xml:space="preserve"> </w:t>
-      </w:r>
-      <w:r>
-        <w:rPr>
-          <w:rFonts w:hint="eastAsia"/>
-        </w:rPr>
-        <w:t xml:space="preserve">已按上述边界描述，不包含生产上线承诺。</w:t>
-      </w:r>
-    </w:p>
     <w:bookmarkEnd w:id="26"/>
-    <w:bookmarkEnd w:id="27"/>
-    <w:bookmarkStart w:id="28" w:name="X889178b7ddfe0920a5f81259657033738e2c9a7"/>
     <w:p>
       <w:pPr>
         <w:pStyle w:val="Heading2"/>
@@ -2796,71 +3501,10 @@
         <w:rPr>
           <w:rFonts w:hint="eastAsia"/>
         </w:rPr>
-        <w:t xml:space="preserve">本原型不需要你输入真实身份证号、银行卡号、真实家庭住址等敏感信息。</w:t>
-      </w:r>
-    </w:p>
-    <w:p>
-      <w:pPr>
-        <w:pStyle w:val="Compact"/>
-        <w:numPr>
-          <w:ilvl w:val="0"/>
-          <w:numId w:val="1002"/>
-        </w:numPr>
-      </w:pPr>
-      <w:r>
-        <w:rPr>
-          <w:rFonts w:hint="eastAsia"/>
-        </w:rPr>
-        <w:t xml:space="preserve">演示账号密码仅用于课程环境，不要复用个人真实密码。</w:t>
-      </w:r>
-    </w:p>
-    <w:p>
-      <w:pPr>
-        <w:pStyle w:val="Compact"/>
-        <w:numPr>
-          <w:ilvl w:val="0"/>
-          <w:numId w:val="1002"/>
-        </w:numPr>
-      </w:pPr>
-      <w:r>
-        <w:rPr>
-          <w:rFonts w:hint="eastAsia"/>
-        </w:rPr>
         <w:t xml:space="preserve">不要把模拟回答当作学校正式通知或正式办理结果。</w:t>
       </w:r>
     </w:p>
-    <w:p>
-      <w:pPr>
-        <w:pStyle w:val="Compact"/>
-        <w:numPr>
-          <w:ilvl w:val="0"/>
-          <w:numId w:val="1002"/>
-        </w:numPr>
-      </w:pPr>
-      <w:r>
-        <w:rPr>
-          <w:rFonts w:hint="eastAsia"/>
-        </w:rPr>
-        <w:t xml:space="preserve">访客和家长不能查询个人数据，若界面出现相关入口，应理解为需求占位或延后功能。</w:t>
-      </w:r>
-    </w:p>
-    <w:p>
-      <w:pPr>
-        <w:pStyle w:val="Compact"/>
-        <w:numPr>
-          <w:ilvl w:val="0"/>
-          <w:numId w:val="1002"/>
-        </w:numPr>
-      </w:pPr>
-      <w:r>
-        <w:rPr>
-          <w:rFonts w:hint="eastAsia"/>
-        </w:rPr>
-        <w:t xml:space="preserve">发现回答不准确时，通过反馈功能说明问题，不要自行修改他人数据。</w:t>
-      </w:r>
-    </w:p>
     <w:bookmarkEnd w:id="28"/>
-    <w:bookmarkStart w:id="29" w:name="Xb3acebc1a36cd5c4018b43acef966ad9690e6a2"/>
     <w:p>
       <w:pPr>
         <w:pStyle w:val="Heading2"/>
@@ -3112,7 +3756,6 @@
       </w:tr>
     </w:tbl>
     <w:bookmarkEnd w:id="29"/>
-    <w:bookmarkStart w:id="33" w:name="X8801ea7a5df8009cd3ac3975f2eb907bcb43772"/>
     <w:p>
       <w:pPr>
         <w:pStyle w:val="Heading2"/>
@@ -3128,20 +3771,6 @@
       </w:r>
     </w:p>
     <w:bookmarkStart w:id="30" w:name="X0c27d938a3705e2f2815039eb51d14a37f7f2f5"/>
-    <w:p>
-      <w:pPr>
-        <w:pStyle w:val="Heading3"/>
-      </w:pPr>
-      <w:r>
-        <w:t xml:space="preserve">8.1 </w:t>
-      </w:r>
-      <w:r>
-        <w:rPr>
-          <w:rFonts w:hint="eastAsia"/>
-        </w:rPr>
-        <w:t xml:space="preserve">学生演示流程</w:t>
-      </w:r>
-    </w:p>
     <w:p>
       <w:pPr>
         <w:pStyle w:val="Compact"/>
@@ -3169,71 +3798,10 @@
         <w:rPr>
           <w:rFonts w:hint="eastAsia"/>
         </w:rPr>
-        <w:t xml:space="preserve">提问“今天有什么课”。</w:t>
-      </w:r>
-    </w:p>
-    <w:p>
-      <w:pPr>
-        <w:pStyle w:val="Compact"/>
-        <w:numPr>
-          <w:ilvl w:val="0"/>
-          <w:numId w:val="1003"/>
-        </w:numPr>
-      </w:pPr>
-      <w:r>
-        <w:rPr>
-          <w:rFonts w:hint="eastAsia"/>
-        </w:rPr>
-        <w:t xml:space="preserve">提问“这周有什么考试”。</w:t>
-      </w:r>
-    </w:p>
-    <w:p>
-      <w:pPr>
-        <w:pStyle w:val="Compact"/>
-        <w:numPr>
-          <w:ilvl w:val="0"/>
-          <w:numId w:val="1003"/>
-        </w:numPr>
-      </w:pPr>
-      <w:r>
-        <w:rPr>
-          <w:rFonts w:hint="eastAsia"/>
-        </w:rPr>
         <w:t xml:space="preserve">提问“我的绩点是多少”。</w:t>
       </w:r>
     </w:p>
-    <w:p>
-      <w:pPr>
-        <w:pStyle w:val="Compact"/>
-        <w:numPr>
-          <w:ilvl w:val="0"/>
-          <w:numId w:val="1003"/>
-        </w:numPr>
-      </w:pPr>
-      <w:r>
-        <w:rPr>
-          <w:rFonts w:hint="eastAsia"/>
-        </w:rPr>
-        <w:t xml:space="preserve">提问“怎么申请国家奖学金”。</w:t>
-      </w:r>
-    </w:p>
-    <w:p>
-      <w:pPr>
-        <w:pStyle w:val="Compact"/>
-        <w:numPr>
-          <w:ilvl w:val="0"/>
-          <w:numId w:val="1003"/>
-        </w:numPr>
-      </w:pPr>
-      <w:r>
-        <w:rPr>
-          <w:rFonts w:hint="eastAsia"/>
-        </w:rPr>
-        <w:t xml:space="preserve">对任一回答提交反馈。</w:t>
-      </w:r>
-    </w:p>
     <w:bookmarkEnd w:id="30"/>
-    <w:bookmarkStart w:id="31" w:name="X2365a952f9fc7ea03f7bc2928d915a4184480fb"/>
     <w:p>
       <w:pPr>
         <w:pStyle w:val="Heading3"/>
@@ -3260,71 +3828,10 @@
         <w:rPr>
           <w:rFonts w:hint="eastAsia"/>
         </w:rPr>
-        <w:t xml:space="preserve">登录管理后台。</w:t>
-      </w:r>
-    </w:p>
-    <w:p>
-      <w:pPr>
-        <w:pStyle w:val="Compact"/>
-        <w:numPr>
-          <w:ilvl w:val="0"/>
-          <w:numId w:val="1004"/>
-        </w:numPr>
-      </w:pPr>
-      <w:r>
-        <w:rPr>
-          <w:rFonts w:hint="eastAsia"/>
-        </w:rPr>
-        <w:t xml:space="preserve">查看知识库列表。</w:t>
-      </w:r>
-    </w:p>
-    <w:p>
-      <w:pPr>
-        <w:pStyle w:val="Compact"/>
-        <w:numPr>
-          <w:ilvl w:val="0"/>
-          <w:numId w:val="1004"/>
-        </w:numPr>
-      </w:pPr>
-      <w:r>
-        <w:rPr>
-          <w:rFonts w:hint="eastAsia"/>
-        </w:rPr>
         <w:t xml:space="preserve">新增或编辑一条办事流程知识。</w:t>
       </w:r>
     </w:p>
-    <w:p>
-      <w:pPr>
-        <w:pStyle w:val="Compact"/>
-        <w:numPr>
-          <w:ilvl w:val="0"/>
-          <w:numId w:val="1004"/>
-        </w:numPr>
-      </w:pPr>
-      <w:r>
-        <w:rPr>
-          <w:rFonts w:hint="eastAsia"/>
-        </w:rPr>
-        <w:t xml:space="preserve">查看未命中问题。</w:t>
-      </w:r>
-    </w:p>
-    <w:p>
-      <w:pPr>
-        <w:pStyle w:val="Compact"/>
-        <w:numPr>
-          <w:ilvl w:val="0"/>
-          <w:numId w:val="1004"/>
-        </w:numPr>
-      </w:pPr>
-      <w:r>
-        <w:rPr>
-          <w:rFonts w:hint="eastAsia"/>
-        </w:rPr>
-        <w:t xml:space="preserve">查看统计样例。</w:t>
-      </w:r>
-    </w:p>
     <w:bookmarkEnd w:id="31"/>
-    <w:bookmarkStart w:id="32" w:name="Xbaf23c0db5297b5455db438468ab8cee102ff6b"/>
     <w:p>
       <w:pPr>
         <w:pStyle w:val="Heading3"/>
@@ -3351,57 +3858,10 @@
         <w:rPr>
           <w:rFonts w:hint="eastAsia"/>
         </w:rPr>
-        <w:t xml:space="preserve">以访客方式进入。</w:t>
-      </w:r>
-    </w:p>
-    <w:p>
-      <w:pPr>
-        <w:pStyle w:val="Compact"/>
-        <w:numPr>
-          <w:ilvl w:val="0"/>
-          <w:numId w:val="1005"/>
-        </w:numPr>
-      </w:pPr>
-      <w:r>
-        <w:rPr>
-          <w:rFonts w:hint="eastAsia"/>
-        </w:rPr>
-        <w:t xml:space="preserve">查询“图书馆开放时间”或“学校有哪些专业”。</w:t>
-      </w:r>
-    </w:p>
-    <w:p>
-      <w:pPr>
-        <w:pStyle w:val="Compact"/>
-        <w:numPr>
-          <w:ilvl w:val="0"/>
-          <w:numId w:val="1005"/>
-        </w:numPr>
-      </w:pPr>
-      <w:r>
-        <w:rPr>
-          <w:rFonts w:hint="eastAsia"/>
-        </w:rPr>
         <w:t xml:space="preserve">尝试查询“我的成绩”。</w:t>
       </w:r>
     </w:p>
-    <w:p>
-      <w:pPr>
-        <w:pStyle w:val="Compact"/>
-        <w:numPr>
-          <w:ilvl w:val="0"/>
-          <w:numId w:val="1005"/>
-        </w:numPr>
-      </w:pPr>
-      <w:r>
-        <w:rPr>
-          <w:rFonts w:hint="eastAsia"/>
-        </w:rPr>
-        <w:t xml:space="preserve">系统应提示需要登录或无权访问，且不返回个人数据。</w:t>
-      </w:r>
-    </w:p>
     <w:bookmarkEnd w:id="32"/>
-    <w:bookmarkEnd w:id="33"/>
-    <w:bookmarkStart w:id="34" w:name="v13-最终交付确认"/>
     <w:p>
       <w:pPr>
         <w:pStyle w:val="Heading2"/>
@@ -3416,264 +3876,7 @@
         <w:t xml:space="preserve">最终交付确认</w:t>
       </w:r>
     </w:p>
-    <w:tbl>
-      <w:tblPr>
-        <w:tblStyle w:val="Table"/>
-        <w:tblW w:type="auto" w:w="0"/>
-        <w:tblLook w:firstRow="1" w:lastRow="0" w:firstColumn="0" w:lastColumn="0" w:noHBand="0" w:noVBand="0" w:val="0020"/>
-      </w:tblPr>
-      <w:tblGrid>
-        <w:gridCol w:w="3960"/>
-        <w:gridCol w:w="3960"/>
-      </w:tblGrid>
-      <w:tr>
-        <w:trPr>
-          <w:tblHeader w:val="on"/>
-        </w:trPr>
-        <w:tc>
-          <w:tcPr/>
-          <w:p>
-            <w:pPr>
-              <w:pStyle w:val="Compact"/>
-            </w:pPr>
-            <w:r>
-              <w:rPr>
-                <w:rFonts w:hint="eastAsia"/>
-              </w:rPr>
-              <w:t xml:space="preserve">检查项</w:t>
-            </w:r>
-          </w:p>
-        </w:tc>
-        <w:tc>
-          <w:tcPr/>
-          <w:p>
-            <w:pPr>
-              <w:pStyle w:val="Compact"/>
-            </w:pPr>
-            <w:r>
-              <w:rPr>
-                <w:rFonts w:hint="eastAsia"/>
-              </w:rPr>
-              <w:t xml:space="preserve">结果</w:t>
-            </w:r>
-          </w:p>
-        </w:tc>
-      </w:tr>
-      <w:tr>
-        <w:tc>
-          <w:tcPr/>
-          <w:p>
-            <w:pPr>
-              <w:pStyle w:val="Compact"/>
-            </w:pPr>
-            <w:r>
-              <w:rPr>
-                <w:rFonts w:hint="eastAsia"/>
-              </w:rPr>
-              <w:t xml:space="preserve">统一元信息已补齐</w:t>
-            </w:r>
-          </w:p>
-        </w:tc>
-        <w:tc>
-          <w:tcPr/>
-          <w:p>
-            <w:pPr>
-              <w:pStyle w:val="Compact"/>
-            </w:pPr>
-            <w:r>
-              <w:rPr>
-                <w:rFonts w:hint="eastAsia"/>
-              </w:rPr>
-              <w:t xml:space="preserve">通过</w:t>
-            </w:r>
-          </w:p>
-        </w:tc>
-      </w:tr>
-      <w:tr>
-        <w:tc>
-          <w:tcPr/>
-          <w:p>
-            <w:pPr>
-              <w:pStyle w:val="Compact"/>
-            </w:pPr>
-            <w:r>
-              <w:t xml:space="preserve">V1.0 </w:t>
-            </w:r>
-            <w:r>
-              <w:rPr>
-                <w:rFonts w:hint="eastAsia"/>
-              </w:rPr>
-              <w:t xml:space="preserve">至</w:t>
-            </w:r>
-            <w:r>
-              <w:t xml:space="preserve"> V1.3 </w:t>
-            </w:r>
-            <w:r>
-              <w:rPr>
-                <w:rFonts w:hint="eastAsia"/>
-              </w:rPr>
-              <w:t xml:space="preserve">版本链连续</w:t>
-            </w:r>
-          </w:p>
-        </w:tc>
-        <w:tc>
-          <w:tcPr/>
-          <w:p>
-            <w:pPr>
-              <w:pStyle w:val="Compact"/>
-            </w:pPr>
-            <w:r>
-              <w:rPr>
-                <w:rFonts w:hint="eastAsia"/>
-              </w:rPr>
-              <w:t xml:space="preserve">通过</w:t>
-            </w:r>
-          </w:p>
-        </w:tc>
-      </w:tr>
-      <w:tr>
-        <w:tc>
-          <w:tcPr/>
-          <w:p>
-            <w:pPr>
-              <w:pStyle w:val="Compact"/>
-            </w:pPr>
-            <w:r>
-              <w:rPr>
-                <w:rFonts w:hint="eastAsia"/>
-              </w:rPr>
-              <w:t xml:space="preserve">课程原型/需求工程交付范围已声明</w:t>
-            </w:r>
-          </w:p>
-        </w:tc>
-        <w:tc>
-          <w:tcPr/>
-          <w:p>
-            <w:pPr>
-              <w:pStyle w:val="Compact"/>
-            </w:pPr>
-            <w:r>
-              <w:rPr>
-                <w:rFonts w:hint="eastAsia"/>
-              </w:rPr>
-              <w:t xml:space="preserve">通过</w:t>
-            </w:r>
-          </w:p>
-        </w:tc>
-      </w:tr>
-      <w:tr>
-        <w:tc>
-          <w:tcPr/>
-          <w:p>
-            <w:pPr>
-              <w:pStyle w:val="Compact"/>
-            </w:pPr>
-            <w:r>
-              <w:rPr>
-                <w:rFonts w:hint="eastAsia"/>
-              </w:rPr>
-              <w:t xml:space="preserve">生产上线、7x24、等保、真实接口等夸大表述已收敛</w:t>
-            </w:r>
-          </w:p>
-        </w:tc>
-        <w:tc>
-          <w:tcPr/>
-          <w:p>
-            <w:pPr>
-              <w:pStyle w:val="Compact"/>
-            </w:pPr>
-            <w:r>
-              <w:rPr>
-                <w:rFonts w:hint="eastAsia"/>
-              </w:rPr>
-              <w:t xml:space="preserve">通过</w:t>
-            </w:r>
-          </w:p>
-        </w:tc>
-      </w:tr>
-      <w:tr>
-        <w:tc>
-          <w:tcPr/>
-          <w:p>
-            <w:pPr>
-              <w:pStyle w:val="Compact"/>
-            </w:pPr>
-            <w:r>
-              <w:rPr>
-                <w:rFonts w:hint="eastAsia"/>
-              </w:rPr>
-              <w:t xml:space="preserve">家长/访客能力已标记为延后或受限</w:t>
-            </w:r>
-          </w:p>
-        </w:tc>
-        <w:tc>
-          <w:tcPr/>
-          <w:p>
-            <w:pPr>
-              <w:pStyle w:val="Compact"/>
-            </w:pPr>
-            <w:r>
-              <w:rPr>
-                <w:rFonts w:hint="eastAsia"/>
-              </w:rPr>
-              <w:t xml:space="preserve">通过</w:t>
-            </w:r>
-          </w:p>
-        </w:tc>
-      </w:tr>
-      <w:tr>
-        <w:tc>
-          <w:tcPr/>
-          <w:p>
-            <w:pPr>
-              <w:pStyle w:val="Compact"/>
-            </w:pPr>
-            <w:r>
-              <w:rPr>
-                <w:rFonts w:hint="eastAsia"/>
-              </w:rPr>
-              <w:t xml:space="preserve">运维、安全、已知问题和最终移交说明已补充</w:t>
-            </w:r>
-          </w:p>
-        </w:tc>
-        <w:tc>
-          <w:tcPr/>
-          <w:p>
-            <w:pPr>
-              <w:pStyle w:val="Compact"/>
-            </w:pPr>
-            <w:r>
-              <w:rPr>
-                <w:rFonts w:hint="eastAsia"/>
-              </w:rPr>
-              <w:t xml:space="preserve">通过</w:t>
-            </w:r>
-          </w:p>
-        </w:tc>
-      </w:tr>
-    </w:tbl>
-    <w:p>
-      <w:pPr>
-        <w:pStyle w:val="BodyText"/>
-      </w:pPr>
-      <w:r>
-        <w:rPr>
-          <w:rFonts w:hint="eastAsia"/>
-        </w:rPr>
-        <w:t xml:space="preserve">《软件用户手册(SUM)》V1.3</w:t>
-      </w:r>
-      <w:r>
-        <w:t xml:space="preserve"> </w:t>
-      </w:r>
-      <w:r>
-        <w:rPr>
-          <w:rFonts w:hint="eastAsia"/>
-        </w:rPr>
-        <w:t xml:space="preserve">为最终交付副本。不带版本号的同名正式文件与本版本内容一致，用于课程归档和评审查阅。</w:t>
-      </w:r>
-    </w:p>
     <w:bookmarkEnd w:id="34"/>
-    <w:bookmarkEnd w:id="35"/>
     <w:sectPr>
       <w:footnotePr>
         <w:numRestart w:val="eachSect"/>
